--- a/DCSA_Project_ATUN-MUKHERJEE (2).docx
+++ b/DCSA_Project_ATUN-MUKHERJEE (2).docx
@@ -10,20 +10,20 @@
           <w:rFonts w:asciiTheme="minorHAnsi" w:hAnsiTheme="minorHAnsi" w:cstheme="minorHAnsi"/>
         </w:rPr>
       </w:pPr>
-      <w:bookmarkStart w:id="0" w:name="_Toc2266509"/>
-      <w:bookmarkStart w:id="1" w:name="_Toc2879648"/>
-      <w:bookmarkStart w:id="2" w:name="_Toc3247806"/>
-      <w:bookmarkStart w:id="3" w:name="_Toc3249929"/>
-      <w:bookmarkStart w:id="4" w:name="_Toc4348966"/>
-      <w:bookmarkStart w:id="5" w:name="_Toc4350248"/>
-      <w:bookmarkStart w:id="6" w:name="_Toc4434005"/>
-      <w:bookmarkStart w:id="7" w:name="_Toc5448402"/>
-      <w:bookmarkStart w:id="8" w:name="_Toc12092721"/>
-      <w:bookmarkStart w:id="9" w:name="_Toc12107893"/>
-      <w:bookmarkStart w:id="10" w:name="_Toc12112979"/>
-      <w:bookmarkStart w:id="11" w:name="_Toc12148104"/>
-      <w:bookmarkStart w:id="12" w:name="_Toc12189893"/>
-      <w:bookmarkStart w:id="13" w:name="_Toc29643640"/>
+      <w:bookmarkStart w:id="0" w:name="_Toc12112979"/>
+      <w:bookmarkStart w:id="1" w:name="_Toc12148104"/>
+      <w:bookmarkStart w:id="2" w:name="_Toc12189893"/>
+      <w:bookmarkStart w:id="3" w:name="_Toc2266509"/>
+      <w:bookmarkStart w:id="4" w:name="_Toc2879648"/>
+      <w:bookmarkStart w:id="5" w:name="_Toc3247806"/>
+      <w:bookmarkStart w:id="6" w:name="_Toc3249929"/>
+      <w:bookmarkStart w:id="7" w:name="_Toc4348966"/>
+      <w:bookmarkStart w:id="8" w:name="_Toc4350248"/>
+      <w:bookmarkStart w:id="9" w:name="_Toc4434005"/>
+      <w:bookmarkStart w:id="10" w:name="_Toc5448402"/>
+      <w:bookmarkStart w:id="11" w:name="_Toc12092721"/>
+      <w:bookmarkStart w:id="12" w:name="_Toc12107893"/>
+      <w:bookmarkStart w:id="13" w:name="_Toc29733774"/>
       <w:r>
         <w:rPr>
           <w:noProof/>
@@ -94,9 +94,9 @@
           </wp:anchor>
         </w:drawing>
       </w:r>
-      <w:bookmarkEnd w:id="10"/>
-      <w:bookmarkEnd w:id="11"/>
-      <w:bookmarkEnd w:id="12"/>
+      <w:bookmarkEnd w:id="0"/>
+      <w:bookmarkEnd w:id="1"/>
+      <w:bookmarkEnd w:id="2"/>
       <w:bookmarkEnd w:id="13"/>
     </w:p>
     <w:p>
@@ -139,9 +139,6 @@
       </w:pPr>
     </w:p>
     <w:p/>
-    <w:bookmarkEnd w:id="0"/>
-    <w:bookmarkEnd w:id="1"/>
-    <w:bookmarkEnd w:id="2"/>
     <w:bookmarkEnd w:id="3"/>
     <w:bookmarkEnd w:id="4"/>
     <w:bookmarkEnd w:id="5"/>
@@ -149,6 +146,9 @@
     <w:bookmarkEnd w:id="7"/>
     <w:bookmarkEnd w:id="8"/>
     <w:bookmarkEnd w:id="9"/>
+    <w:bookmarkEnd w:id="10"/>
+    <w:bookmarkEnd w:id="11"/>
+    <w:bookmarkEnd w:id="12"/>
     <w:p>
       <w:pPr>
         <w:pStyle w:val="Title"/>
@@ -156,14 +156,12 @@
         <w:rPr>
           <w:b/>
           <w:sz w:val="52"/>
-          <w:lang w:val="en-150"/>
         </w:rPr>
       </w:pPr>
       <w:r>
         <w:rPr>
           <w:b/>
           <w:sz w:val="52"/>
-          <w:lang w:val="en-150"/>
         </w:rPr>
         <w:t>Distributed Computing and Storage Architecture</w:t>
       </w:r>
@@ -171,7 +169,6 @@
         <w:rPr>
           <w:b/>
           <w:sz w:val="52"/>
-          <w:lang w:val="en-150"/>
         </w:rPr>
         <w:t>s</w:t>
       </w:r>
@@ -386,18 +383,7 @@
                       <w:color w:val="auto"/>
                       <w:sz w:val="28"/>
                     </w:rPr>
-                    <w:t>Deniz Alp ATUN</w:t>
-                  </w:r>
-                  <w:r>
-                    <w:rPr>
-                      <w:rStyle w:val="IntenseEmphasis"/>
-                      <w:rFonts w:cstheme="minorHAnsi"/>
-                      <w:i w:val="0"/>
-                      <w:color w:val="auto"/>
-                      <w:sz w:val="28"/>
-                      <w:lang w:val="en-150"/>
-                    </w:rPr>
-                    <w:t xml:space="preserve"> </w:t>
+                    <w:t xml:space="preserve">Deniz Alp ATUN </w:t>
                   </w:r>
                   <w:r>
                     <w:rPr>
@@ -405,7 +391,6 @@
                       <w:rFonts w:cstheme="minorHAnsi"/>
                       <w:color w:val="000000" w:themeColor="text1"/>
                       <w:sz w:val="28"/>
-                      <w:lang w:val="en-150"/>
                     </w:rPr>
                     <w:t xml:space="preserve">– </w:t>
                   </w:r>
@@ -468,29 +453,18 @@
                       <w:lang w:val="en-GB"/>
                     </w:rPr>
                   </w:pPr>
-                  <w:proofErr w:type="spellStart"/>
                   <w:r>
                     <w:rPr>
                       <w:sz w:val="28"/>
                       <w:szCs w:val="32"/>
                       <w:lang w:val="en-GB"/>
                     </w:rPr>
-                    <w:t>Siddheswar</w:t>
-                  </w:r>
-                  <w:proofErr w:type="spellEnd"/>
-                  <w:r>
-                    <w:rPr>
-                      <w:sz w:val="28"/>
-                      <w:szCs w:val="32"/>
-                      <w:lang w:val="en-GB"/>
-                    </w:rPr>
-                    <w:t xml:space="preserve"> Mukherjee</w:t>
+                    <w:t>Siddheswar Mukherjee</w:t>
                   </w:r>
                   <w:r>
                     <w:rPr>
                       <w:sz w:val="28"/>
                       <w:szCs w:val="32"/>
-                      <w:lang w:val="en-150"/>
                     </w:rPr>
                     <w:t xml:space="preserve"> – </w:t>
                   </w:r>
@@ -509,7 +483,6 @@
                     <w:rPr>
                       <w:sz w:val="28"/>
                       <w:szCs w:val="32"/>
-                      <w:lang w:val="en-150"/>
                     </w:rPr>
                   </w:pPr>
                   <w:hyperlink r:id="rId10" w:history="1">
@@ -518,7 +491,6 @@
                         <w:rStyle w:val="Hyperlink"/>
                         <w:sz w:val="28"/>
                         <w:szCs w:val="32"/>
-                        <w:lang w:val="en-150"/>
                       </w:rPr>
                       <w:t>siddheswar.mukherjee@vub.be</w:t>
                     </w:r>
@@ -570,7 +542,6 @@
                 <w:color w:val="auto"/>
                 <w:sz w:val="40"/>
                 <w:szCs w:val="32"/>
-                <w:lang w:val="en-150"/>
               </w:rPr>
             </w:pPr>
           </w:p>
@@ -605,10 +576,12 @@
       <w:sdtPr>
         <w:rPr>
           <w:rFonts w:asciiTheme="minorHAnsi" w:eastAsiaTheme="minorHAnsi" w:hAnsiTheme="minorHAnsi" w:cstheme="minorBidi"/>
+          <w:i/>
+          <w:iCs/>
           <w:color w:val="auto"/>
           <w:sz w:val="22"/>
           <w:szCs w:val="22"/>
-          <w:lang w:val="en-150"/>
+          <w:lang/>
         </w:rPr>
         <w:id w:val="-1135249344"/>
         <w:docPartObj>
@@ -668,10 +641,10 @@
             <w:rPr>
               <w:rFonts w:eastAsiaTheme="minorEastAsia"/>
               <w:noProof/>
-              <w:lang w:val="en-150" w:eastAsia="en-150"/>
+              <w:lang/>
             </w:rPr>
           </w:pPr>
-          <w:hyperlink w:anchor="_Toc29643640" w:history="1">
+          <w:hyperlink w:anchor="_Toc29733774" w:history="1">
             <w:r>
               <w:rPr>
                 <w:noProof/>
@@ -691,7 +664,7 @@
                 <w:noProof/>
                 <w:webHidden/>
               </w:rPr>
-              <w:instrText xml:space="preserve"> PAGEREF _Toc29643640 \h </w:instrText>
+              <w:instrText xml:space="preserve"> PAGEREF _Toc29733774 \h </w:instrText>
             </w:r>
             <w:r>
               <w:rPr>
@@ -732,15 +705,14 @@
             <w:rPr>
               <w:rFonts w:eastAsiaTheme="minorEastAsia"/>
               <w:noProof/>
-              <w:lang w:val="en-150" w:eastAsia="en-150"/>
+              <w:lang/>
             </w:rPr>
           </w:pPr>
-          <w:hyperlink w:anchor="_Toc29643641" w:history="1">
+          <w:hyperlink w:anchor="_Toc29733775" w:history="1">
             <w:r>
               <w:rPr>
                 <w:rStyle w:val="Hyperlink"/>
                 <w:noProof/>
-                <w:lang w:val="en-150"/>
               </w:rPr>
               <w:t>1.</w:t>
             </w:r>
@@ -748,7 +720,7 @@
               <w:rPr>
                 <w:rFonts w:eastAsiaTheme="minorEastAsia"/>
                 <w:noProof/>
-                <w:lang w:val="en-150" w:eastAsia="en-150"/>
+                <w:lang/>
               </w:rPr>
               <w:tab/>
             </w:r>
@@ -756,7 +728,6 @@
               <w:rPr>
                 <w:rStyle w:val="Hyperlink"/>
                 <w:noProof/>
-                <w:lang w:val="en-150"/>
               </w:rPr>
               <w:t>Introduction</w:t>
             </w:r>
@@ -779,7 +750,7 @@
                 <w:noProof/>
                 <w:webHidden/>
               </w:rPr>
-              <w:instrText xml:space="preserve"> PAGEREF _Toc29643641 \h </w:instrText>
+              <w:instrText xml:space="preserve"> PAGEREF _Toc29733775 \h </w:instrText>
             </w:r>
             <w:r>
               <w:rPr>
@@ -799,7 +770,7 @@
                 <w:noProof/>
                 <w:webHidden/>
               </w:rPr>
-              <w:t>2</w:t>
+              <w:t>3</w:t>
             </w:r>
             <w:r>
               <w:rPr>
@@ -820,15 +791,14 @@
             <w:rPr>
               <w:rFonts w:eastAsiaTheme="minorEastAsia"/>
               <w:noProof/>
-              <w:lang w:val="en-150" w:eastAsia="en-150"/>
+              <w:lang/>
             </w:rPr>
           </w:pPr>
-          <w:hyperlink w:anchor="_Toc29643642" w:history="1">
+          <w:hyperlink w:anchor="_Toc29733776" w:history="1">
             <w:r>
               <w:rPr>
                 <w:rStyle w:val="Hyperlink"/>
                 <w:noProof/>
-                <w:lang w:val="en-150"/>
               </w:rPr>
               <w:t>2.</w:t>
             </w:r>
@@ -836,7 +806,7 @@
               <w:rPr>
                 <w:rFonts w:eastAsiaTheme="minorEastAsia"/>
                 <w:noProof/>
-                <w:lang w:val="en-150" w:eastAsia="en-150"/>
+                <w:lang/>
               </w:rPr>
               <w:tab/>
             </w:r>
@@ -844,7 +814,6 @@
               <w:rPr>
                 <w:rStyle w:val="Hyperlink"/>
                 <w:noProof/>
-                <w:lang w:val="en-150"/>
               </w:rPr>
               <w:t>IMDB Tasks</w:t>
             </w:r>
@@ -867,7 +836,7 @@
                 <w:noProof/>
                 <w:webHidden/>
               </w:rPr>
-              <w:instrText xml:space="preserve"> PAGEREF _Toc29643642 \h </w:instrText>
+              <w:instrText xml:space="preserve"> PAGEREF _Toc29733776 \h </w:instrText>
             </w:r>
             <w:r>
               <w:rPr>
@@ -908,15 +877,14 @@
             <w:rPr>
               <w:rFonts w:eastAsiaTheme="minorEastAsia"/>
               <w:noProof/>
-              <w:lang w:val="en-150" w:eastAsia="en-150"/>
+              <w:lang/>
             </w:rPr>
           </w:pPr>
-          <w:hyperlink w:anchor="_Toc29643643" w:history="1">
+          <w:hyperlink w:anchor="_Toc29733777" w:history="1">
             <w:r>
               <w:rPr>
                 <w:rStyle w:val="Hyperlink"/>
                 <w:noProof/>
-                <w:lang w:val="en-150"/>
               </w:rPr>
               <w:t>2.1.</w:t>
             </w:r>
@@ -924,7 +892,7 @@
               <w:rPr>
                 <w:rFonts w:eastAsiaTheme="minorEastAsia"/>
                 <w:noProof/>
-                <w:lang w:val="en-150" w:eastAsia="en-150"/>
+                <w:lang/>
               </w:rPr>
               <w:tab/>
             </w:r>
@@ -933,7 +901,6 @@
                 <w:rStyle w:val="Hyperlink"/>
                 <w:b/>
                 <w:noProof/>
-                <w:lang w:val="en-150"/>
               </w:rPr>
               <w:t xml:space="preserve">Task 1: </w:t>
             </w:r>
@@ -941,7 +908,6 @@
               <w:rPr>
                 <w:rStyle w:val="Hyperlink"/>
                 <w:noProof/>
-                <w:lang w:val="en-150"/>
               </w:rPr>
               <w:t>50 most common keywords for all movies and shorts</w:t>
             </w:r>
@@ -964,7 +930,7 @@
                 <w:noProof/>
                 <w:webHidden/>
               </w:rPr>
-              <w:instrText xml:space="preserve"> PAGEREF _Toc29643643 \h </w:instrText>
+              <w:instrText xml:space="preserve"> PAGEREF _Toc29733777 \h </w:instrText>
             </w:r>
             <w:r>
               <w:rPr>
@@ -1005,15 +971,14 @@
             <w:rPr>
               <w:rFonts w:eastAsiaTheme="minorEastAsia"/>
               <w:noProof/>
-              <w:lang w:val="en-150" w:eastAsia="en-150"/>
+              <w:lang/>
             </w:rPr>
           </w:pPr>
-          <w:hyperlink w:anchor="_Toc29643644" w:history="1">
+          <w:hyperlink w:anchor="_Toc29733778" w:history="1">
             <w:r>
               <w:rPr>
                 <w:rStyle w:val="Hyperlink"/>
                 <w:noProof/>
-                <w:lang w:val="en-150"/>
               </w:rPr>
               <w:t>2.2.</w:t>
             </w:r>
@@ -1021,7 +986,7 @@
               <w:rPr>
                 <w:rFonts w:eastAsiaTheme="minorEastAsia"/>
                 <w:noProof/>
-                <w:lang w:val="en-150" w:eastAsia="en-150"/>
+                <w:lang/>
               </w:rPr>
               <w:tab/>
             </w:r>
@@ -1030,7 +995,6 @@
                 <w:rStyle w:val="Hyperlink"/>
                 <w:b/>
                 <w:noProof/>
-                <w:lang w:val="en-150"/>
               </w:rPr>
               <w:t xml:space="preserve">Task 2: </w:t>
             </w:r>
@@ -1038,7 +1002,6 @@
               <w:rPr>
                 <w:rStyle w:val="Hyperlink"/>
                 <w:noProof/>
-                <w:lang w:val="en-150"/>
               </w:rPr>
               <w:t>Top 15 keywords for each movie genre</w:t>
             </w:r>
@@ -1061,7 +1024,7 @@
                 <w:noProof/>
                 <w:webHidden/>
               </w:rPr>
-              <w:instrText xml:space="preserve"> PAGEREF _Toc29643644 \h </w:instrText>
+              <w:instrText xml:space="preserve"> PAGEREF _Toc29733778 \h </w:instrText>
             </w:r>
             <w:r>
               <w:rPr>
@@ -1081,7 +1044,7 @@
                 <w:noProof/>
                 <w:webHidden/>
               </w:rPr>
-              <w:t>3</w:t>
+              <w:t>4</w:t>
             </w:r>
             <w:r>
               <w:rPr>
@@ -1102,15 +1065,14 @@
             <w:rPr>
               <w:rFonts w:eastAsiaTheme="minorEastAsia"/>
               <w:noProof/>
-              <w:lang w:val="en-150" w:eastAsia="en-150"/>
+              <w:lang/>
             </w:rPr>
           </w:pPr>
-          <w:hyperlink w:anchor="_Toc29643645" w:history="1">
+          <w:hyperlink w:anchor="_Toc29733779" w:history="1">
             <w:r>
               <w:rPr>
                 <w:rStyle w:val="Hyperlink"/>
                 <w:noProof/>
-                <w:lang w:val="en-150"/>
               </w:rPr>
               <w:t>3.</w:t>
             </w:r>
@@ -1118,7 +1080,7 @@
               <w:rPr>
                 <w:rFonts w:eastAsiaTheme="minorEastAsia"/>
                 <w:noProof/>
-                <w:lang w:val="en-150" w:eastAsia="en-150"/>
+                <w:lang/>
               </w:rPr>
               <w:tab/>
             </w:r>
@@ -1126,7 +1088,6 @@
               <w:rPr>
                 <w:rStyle w:val="Hyperlink"/>
                 <w:noProof/>
-                <w:lang w:val="en-150"/>
               </w:rPr>
               <w:t>Online Retail Tasks</w:t>
             </w:r>
@@ -1149,7 +1110,7 @@
                 <w:noProof/>
                 <w:webHidden/>
               </w:rPr>
-              <w:instrText xml:space="preserve"> PAGEREF _Toc29643645 \h </w:instrText>
+              <w:instrText xml:space="preserve"> PAGEREF _Toc29733779 \h </w:instrText>
             </w:r>
             <w:r>
               <w:rPr>
@@ -1169,7 +1130,7 @@
                 <w:noProof/>
                 <w:webHidden/>
               </w:rPr>
-              <w:t>3</w:t>
+              <w:t>4</w:t>
             </w:r>
             <w:r>
               <w:rPr>
@@ -1190,15 +1151,14 @@
             <w:rPr>
               <w:rFonts w:eastAsiaTheme="minorEastAsia"/>
               <w:noProof/>
-              <w:lang w:val="en-150" w:eastAsia="en-150"/>
+              <w:lang/>
             </w:rPr>
           </w:pPr>
-          <w:hyperlink w:anchor="_Toc29643646" w:history="1">
+          <w:hyperlink w:anchor="_Toc29733780" w:history="1">
             <w:r>
               <w:rPr>
                 <w:rStyle w:val="Hyperlink"/>
                 <w:noProof/>
-                <w:lang w:val="en-150"/>
               </w:rPr>
               <w:t>3.1.</w:t>
             </w:r>
@@ -1206,7 +1166,7 @@
               <w:rPr>
                 <w:rFonts w:eastAsiaTheme="minorEastAsia"/>
                 <w:noProof/>
-                <w:lang w:val="en-150" w:eastAsia="en-150"/>
+                <w:lang/>
               </w:rPr>
               <w:tab/>
             </w:r>
@@ -1215,7 +1175,6 @@
                 <w:rStyle w:val="Hyperlink"/>
                 <w:b/>
                 <w:noProof/>
-                <w:lang w:val="en-150"/>
               </w:rPr>
               <w:t xml:space="preserve">Task 3: </w:t>
             </w:r>
@@ -1223,7 +1182,6 @@
               <w:rPr>
                 <w:rStyle w:val="Hyperlink"/>
                 <w:noProof/>
-                <w:lang w:val="en-150"/>
               </w:rPr>
               <w:t>Top 10 best customers for each retail year</w:t>
             </w:r>
@@ -1246,7 +1204,7 @@
                 <w:noProof/>
                 <w:webHidden/>
               </w:rPr>
-              <w:instrText xml:space="preserve"> PAGEREF _Toc29643646 \h </w:instrText>
+              <w:instrText xml:space="preserve"> PAGEREF _Toc29733780 \h </w:instrText>
             </w:r>
             <w:r>
               <w:rPr>
@@ -1266,7 +1224,7 @@
                 <w:noProof/>
                 <w:webHidden/>
               </w:rPr>
-              <w:t>3</w:t>
+              <w:t>4</w:t>
             </w:r>
             <w:r>
               <w:rPr>
@@ -1287,15 +1245,14 @@
             <w:rPr>
               <w:rFonts w:eastAsiaTheme="minorEastAsia"/>
               <w:noProof/>
-              <w:lang w:val="en-150" w:eastAsia="en-150"/>
+              <w:lang/>
             </w:rPr>
           </w:pPr>
-          <w:hyperlink w:anchor="_Toc29643647" w:history="1">
+          <w:hyperlink w:anchor="_Toc29733781" w:history="1">
             <w:r>
               <w:rPr>
                 <w:rStyle w:val="Hyperlink"/>
                 <w:noProof/>
-                <w:lang w:val="en-150"/>
               </w:rPr>
               <w:t>3.2.</w:t>
             </w:r>
@@ -1303,7 +1260,7 @@
               <w:rPr>
                 <w:rFonts w:eastAsiaTheme="minorEastAsia"/>
                 <w:noProof/>
-                <w:lang w:val="en-150" w:eastAsia="en-150"/>
+                <w:lang/>
               </w:rPr>
               <w:tab/>
             </w:r>
@@ -1312,7 +1269,6 @@
                 <w:rStyle w:val="Hyperlink"/>
                 <w:b/>
                 <w:noProof/>
-                <w:lang w:val="en-150"/>
               </w:rPr>
               <w:t xml:space="preserve">Task 4: </w:t>
             </w:r>
@@ -1320,7 +1276,6 @@
               <w:rPr>
                 <w:rStyle w:val="Hyperlink"/>
                 <w:noProof/>
-                <w:lang w:val="en-150"/>
               </w:rPr>
               <w:t>Best selling product</w:t>
             </w:r>
@@ -1343,7 +1298,7 @@
                 <w:noProof/>
                 <w:webHidden/>
               </w:rPr>
-              <w:instrText xml:space="preserve"> PAGEREF _Toc29643647 \h </w:instrText>
+              <w:instrText xml:space="preserve"> PAGEREF _Toc29733781 \h </w:instrText>
             </w:r>
             <w:r>
               <w:rPr>
@@ -1363,7 +1318,7 @@
                 <w:noProof/>
                 <w:webHidden/>
               </w:rPr>
-              <w:t>3</w:t>
+              <w:t>5</w:t>
             </w:r>
             <w:r>
               <w:rPr>
@@ -1384,15 +1339,14 @@
             <w:rPr>
               <w:rFonts w:eastAsiaTheme="minorEastAsia"/>
               <w:noProof/>
-              <w:lang w:val="en-150" w:eastAsia="en-150"/>
+              <w:lang/>
             </w:rPr>
           </w:pPr>
-          <w:hyperlink w:anchor="_Toc29643648" w:history="1">
+          <w:hyperlink w:anchor="_Toc29733782" w:history="1">
             <w:r>
               <w:rPr>
                 <w:rStyle w:val="Hyperlink"/>
                 <w:noProof/>
-                <w:lang w:val="en-150"/>
               </w:rPr>
               <w:t>4.</w:t>
             </w:r>
@@ -1400,7 +1354,7 @@
               <w:rPr>
                 <w:rFonts w:eastAsiaTheme="minorEastAsia"/>
                 <w:noProof/>
-                <w:lang w:val="en-150" w:eastAsia="en-150"/>
+                <w:lang/>
               </w:rPr>
               <w:tab/>
             </w:r>
@@ -1408,7 +1362,6 @@
               <w:rPr>
                 <w:rStyle w:val="Hyperlink"/>
                 <w:noProof/>
-                <w:lang w:val="en-150"/>
               </w:rPr>
               <w:t>Similar Paper Recommendation Tasks</w:t>
             </w:r>
@@ -1431,7 +1384,7 @@
                 <w:noProof/>
                 <w:webHidden/>
               </w:rPr>
-              <w:instrText xml:space="preserve"> PAGEREF _Toc29643648 \h </w:instrText>
+              <w:instrText xml:space="preserve"> PAGEREF _Toc29733782 \h </w:instrText>
             </w:r>
             <w:r>
               <w:rPr>
@@ -1451,7 +1404,7 @@
                 <w:noProof/>
                 <w:webHidden/>
               </w:rPr>
-              <w:t>3</w:t>
+              <w:t>5</w:t>
             </w:r>
             <w:r>
               <w:rPr>
@@ -1472,15 +1425,14 @@
             <w:rPr>
               <w:rFonts w:eastAsiaTheme="minorEastAsia"/>
               <w:noProof/>
-              <w:lang w:val="en-150" w:eastAsia="en-150"/>
+              <w:lang/>
             </w:rPr>
           </w:pPr>
-          <w:hyperlink w:anchor="_Toc29643649" w:history="1">
+          <w:hyperlink w:anchor="_Toc29733783" w:history="1">
             <w:r>
               <w:rPr>
                 <w:rStyle w:val="Hyperlink"/>
                 <w:noProof/>
-                <w:lang w:val="en-150"/>
               </w:rPr>
               <w:t>4.1.</w:t>
             </w:r>
@@ -1488,7 +1440,7 @@
               <w:rPr>
                 <w:rFonts w:eastAsiaTheme="minorEastAsia"/>
                 <w:noProof/>
-                <w:lang w:val="en-150" w:eastAsia="en-150"/>
+                <w:lang/>
               </w:rPr>
               <w:tab/>
             </w:r>
@@ -1497,7 +1449,6 @@
                 <w:rStyle w:val="Hyperlink"/>
                 <w:b/>
                 <w:noProof/>
-                <w:lang w:val="en-150"/>
               </w:rPr>
               <w:t xml:space="preserve">Task 5: </w:t>
             </w:r>
@@ -1505,7 +1456,6 @@
               <w:rPr>
                 <w:rStyle w:val="Hyperlink"/>
                 <w:noProof/>
-                <w:lang w:val="en-150"/>
               </w:rPr>
               <w:t>Jaccard similarity coefficient</w:t>
             </w:r>
@@ -1528,7 +1478,7 @@
                 <w:noProof/>
                 <w:webHidden/>
               </w:rPr>
-              <w:instrText xml:space="preserve"> PAGEREF _Toc29643649 \h </w:instrText>
+              <w:instrText xml:space="preserve"> PAGEREF _Toc29733783 \h </w:instrText>
             </w:r>
             <w:r>
               <w:rPr>
@@ -1548,7 +1498,7 @@
                 <w:noProof/>
                 <w:webHidden/>
               </w:rPr>
-              <w:t>3</w:t>
+              <w:t>5</w:t>
             </w:r>
             <w:r>
               <w:rPr>
@@ -1569,15 +1519,14 @@
             <w:rPr>
               <w:rFonts w:eastAsiaTheme="minorEastAsia"/>
               <w:noProof/>
-              <w:lang w:val="en-150" w:eastAsia="en-150"/>
+              <w:lang/>
             </w:rPr>
           </w:pPr>
-          <w:hyperlink w:anchor="_Toc29643650" w:history="1">
+          <w:hyperlink w:anchor="_Toc29733784" w:history="1">
             <w:r>
               <w:rPr>
                 <w:rStyle w:val="Hyperlink"/>
                 <w:noProof/>
-                <w:lang w:val="en-150"/>
               </w:rPr>
               <w:t>4.2.</w:t>
             </w:r>
@@ -1585,7 +1534,7 @@
               <w:rPr>
                 <w:rFonts w:eastAsiaTheme="minorEastAsia"/>
                 <w:noProof/>
-                <w:lang w:val="en-150" w:eastAsia="en-150"/>
+                <w:lang/>
               </w:rPr>
               <w:tab/>
             </w:r>
@@ -1594,7 +1543,6 @@
                 <w:rStyle w:val="Hyperlink"/>
                 <w:b/>
                 <w:noProof/>
-                <w:lang w:val="en-150"/>
               </w:rPr>
               <w:t xml:space="preserve">Task 6: </w:t>
             </w:r>
@@ -1602,7 +1550,6 @@
               <w:rPr>
                 <w:rStyle w:val="Hyperlink"/>
                 <w:noProof/>
-                <w:lang w:val="en-150"/>
               </w:rPr>
               <w:t>Cosine similarity</w:t>
             </w:r>
@@ -1625,7 +1572,7 @@
                 <w:noProof/>
                 <w:webHidden/>
               </w:rPr>
-              <w:instrText xml:space="preserve"> PAGEREF _Toc29643650 \h </w:instrText>
+              <w:instrText xml:space="preserve"> PAGEREF _Toc29733784 \h </w:instrText>
             </w:r>
             <w:r>
               <w:rPr>
@@ -1645,7 +1592,7 @@
                 <w:noProof/>
                 <w:webHidden/>
               </w:rPr>
-              <w:t>3</w:t>
+              <w:t>6</w:t>
             </w:r>
             <w:r>
               <w:rPr>
@@ -1666,15 +1613,14 @@
             <w:rPr>
               <w:rFonts w:eastAsiaTheme="minorEastAsia"/>
               <w:noProof/>
-              <w:lang w:val="en-150" w:eastAsia="en-150"/>
+              <w:lang/>
             </w:rPr>
           </w:pPr>
-          <w:hyperlink w:anchor="_Toc29643651" w:history="1">
+          <w:hyperlink w:anchor="_Toc29733785" w:history="1">
             <w:r>
               <w:rPr>
                 <w:rStyle w:val="Hyperlink"/>
                 <w:noProof/>
-                <w:lang w:val="en-150"/>
               </w:rPr>
               <w:t>5.</w:t>
             </w:r>
@@ -1682,7 +1628,7 @@
               <w:rPr>
                 <w:rFonts w:eastAsiaTheme="minorEastAsia"/>
                 <w:noProof/>
-                <w:lang w:val="en-150" w:eastAsia="en-150"/>
+                <w:lang/>
               </w:rPr>
               <w:tab/>
             </w:r>
@@ -1690,7 +1636,6 @@
               <w:rPr>
                 <w:rStyle w:val="Hyperlink"/>
                 <w:noProof/>
-                <w:lang w:val="en-150"/>
               </w:rPr>
               <w:t>Matrix Multiplication Task</w:t>
             </w:r>
@@ -1713,7 +1658,7 @@
                 <w:noProof/>
                 <w:webHidden/>
               </w:rPr>
-              <w:instrText xml:space="preserve"> PAGEREF _Toc29643651 \h </w:instrText>
+              <w:instrText xml:space="preserve"> PAGEREF _Toc29733785 \h </w:instrText>
             </w:r>
             <w:r>
               <w:rPr>
@@ -1733,7 +1678,7 @@
                 <w:noProof/>
                 <w:webHidden/>
               </w:rPr>
-              <w:t>3</w:t>
+              <w:t>7</w:t>
             </w:r>
             <w:r>
               <w:rPr>
@@ -1754,15 +1699,14 @@
             <w:rPr>
               <w:rFonts w:eastAsiaTheme="minorEastAsia"/>
               <w:noProof/>
-              <w:lang w:val="en-150" w:eastAsia="en-150"/>
+              <w:lang/>
             </w:rPr>
           </w:pPr>
-          <w:hyperlink w:anchor="_Toc29643652" w:history="1">
+          <w:hyperlink w:anchor="_Toc29733786" w:history="1">
             <w:r>
               <w:rPr>
                 <w:rStyle w:val="Hyperlink"/>
                 <w:noProof/>
-                <w:lang w:val="en-150"/>
               </w:rPr>
               <w:t>5.1.</w:t>
             </w:r>
@@ -1770,7 +1714,7 @@
               <w:rPr>
                 <w:rFonts w:eastAsiaTheme="minorEastAsia"/>
                 <w:noProof/>
-                <w:lang w:val="en-150" w:eastAsia="en-150"/>
+                <w:lang/>
               </w:rPr>
               <w:tab/>
             </w:r>
@@ -1779,7 +1723,6 @@
                 <w:rStyle w:val="Hyperlink"/>
                 <w:b/>
                 <w:noProof/>
-                <w:lang w:val="en-150"/>
               </w:rPr>
               <w:t xml:space="preserve">Task 8: </w:t>
             </w:r>
@@ -1787,7 +1730,6 @@
               <w:rPr>
                 <w:rStyle w:val="Hyperlink"/>
                 <w:noProof/>
-                <w:lang w:val="en-150"/>
               </w:rPr>
               <w:t>Matrix dot product</w:t>
             </w:r>
@@ -1810,7 +1752,7 @@
                 <w:noProof/>
                 <w:webHidden/>
               </w:rPr>
-              <w:instrText xml:space="preserve"> PAGEREF _Toc29643652 \h </w:instrText>
+              <w:instrText xml:space="preserve"> PAGEREF _Toc29733786 \h </w:instrText>
             </w:r>
             <w:r>
               <w:rPr>
@@ -1830,7 +1772,101 @@
                 <w:noProof/>
                 <w:webHidden/>
               </w:rPr>
-              <w:t>3</w:t>
+              <w:t>7</w:t>
+            </w:r>
+            <w:r>
+              <w:rPr>
+                <w:noProof/>
+                <w:webHidden/>
+              </w:rPr>
+              <w:fldChar w:fldCharType="end"/>
+            </w:r>
+          </w:hyperlink>
+        </w:p>
+        <w:p>
+          <w:pPr>
+            <w:pStyle w:val="TOC1"/>
+            <w:tabs>
+              <w:tab w:val="left" w:pos="440"/>
+              <w:tab w:val="right" w:leader="dot" w:pos="9016"/>
+            </w:tabs>
+            <w:rPr>
+              <w:rFonts w:eastAsiaTheme="minorEastAsia"/>
+              <w:noProof/>
+              <w:lang/>
+            </w:rPr>
+          </w:pPr>
+          <w:hyperlink w:anchor="_Toc29733787" w:history="1">
+            <w:r>
+              <w:rPr>
+                <w:rStyle w:val="Hyperlink"/>
+                <w:noProof/>
+              </w:rPr>
+              <w:t>6.</w:t>
+            </w:r>
+            <w:r>
+              <w:rPr>
+                <w:rFonts w:eastAsiaTheme="minorEastAsia"/>
+                <w:noProof/>
+                <w:lang/>
+              </w:rPr>
+              <w:tab/>
+            </w:r>
+            <w:r>
+              <w:rPr>
+                <w:rStyle w:val="Hyperlink"/>
+                <w:noProof/>
+              </w:rPr>
+              <w:t>REFERENC</w:t>
+            </w:r>
+            <w:r>
+              <w:rPr>
+                <w:rStyle w:val="Hyperlink"/>
+                <w:noProof/>
+                <w:lang w:val="en-US"/>
+              </w:rPr>
+              <w:t>E</w:t>
+            </w:r>
+            <w:r>
+              <w:rPr>
+                <w:noProof/>
+                <w:webHidden/>
+              </w:rPr>
+              <w:tab/>
+            </w:r>
+            <w:r>
+              <w:rPr>
+                <w:noProof/>
+                <w:webHidden/>
+              </w:rPr>
+              <w:fldChar w:fldCharType="begin"/>
+            </w:r>
+            <w:r>
+              <w:rPr>
+                <w:noProof/>
+                <w:webHidden/>
+              </w:rPr>
+              <w:instrText xml:space="preserve"> PAGEREF _Toc29733787 \h </w:instrText>
+            </w:r>
+            <w:r>
+              <w:rPr>
+                <w:noProof/>
+                <w:webHidden/>
+              </w:rPr>
+            </w:r>
+            <w:r>
+              <w:rPr>
+                <w:noProof/>
+                <w:webHidden/>
+              </w:rPr>
+              <w:fldChar w:fldCharType="separate"/>
+            </w:r>
+            <w:r>
+              <w:rPr>
+                <w:noProof/>
+                <w:webHidden/>
+              </w:rPr>
+              <w:t>8</w:t>
             </w:r>
             <w:r>
               <w:rPr>
@@ -1858,6 +1894,8 @@
             <w:fldChar w:fldCharType="end"/>
           </w:r>
         </w:p>
+        <w:bookmarkStart w:id="14" w:name="_GoBack" w:displacedByCustomXml="next"/>
+        <w:bookmarkEnd w:id="14" w:displacedByCustomXml="next"/>
       </w:sdtContent>
     </w:sdt>
     <w:p/>
@@ -1881,64 +1919,29 @@
         </w:numPr>
         <w:rPr>
           <w:noProof/>
-          <w:lang w:val="en-150"/>
-        </w:rPr>
-      </w:pPr>
-      <w:bookmarkStart w:id="14" w:name="_Toc29643641"/>
+        </w:rPr>
+      </w:pPr>
+      <w:bookmarkStart w:id="15" w:name="_Toc29733775"/>
       <w:r>
         <w:rPr>
           <w:noProof/>
-          <w:lang w:val="en-150"/>
-        </w:rPr>
+        </w:rPr>
+        <w:lastRenderedPageBreak/>
         <w:t>Introduction</w:t>
       </w:r>
-      <w:bookmarkEnd w:id="14"/>
-    </w:p>
-    <w:p>
-      <w:pPr>
-        <w:rPr>
-          <w:lang w:val="en-150"/>
-        </w:rPr>
-      </w:pPr>
-      <w:r>
-        <w:rPr>
-          <w:lang w:val="en-150"/>
-        </w:rPr>
+      <w:bookmarkEnd w:id="15"/>
+    </w:p>
+    <w:p>
+      <w:r>
         <w:t>In this project we are using a map reduce to complete various real-world tasks.</w:t>
       </w:r>
       <w:r>
-        <w:rPr>
-          <w:lang w:val="en-150"/>
-        </w:rPr>
         <w:br/>
-        <w:t xml:space="preserve">The map reduce part is provided by </w:t>
-      </w:r>
-      <w:proofErr w:type="spellStart"/>
-      <w:r>
-        <w:rPr>
-          <w:lang w:val="en-150"/>
-        </w:rPr>
-        <w:t>MRJob</w:t>
-      </w:r>
-      <w:proofErr w:type="spellEnd"/>
-      <w:r>
-        <w:rPr>
-          <w:lang w:val="en-150"/>
-        </w:rPr>
-        <w:t xml:space="preserve"> Library, thus allowing us to focus on logic of the tasks rather than the implementation part of map reduce.</w:t>
-      </w:r>
-    </w:p>
-    <w:p>
-      <w:pPr>
-        <w:rPr>
-          <w:lang w:val="en-150"/>
-        </w:rPr>
-      </w:pPr>
-      <w:r>
-        <w:rPr>
-          <w:lang w:val="en-150"/>
-        </w:rPr>
-        <w:lastRenderedPageBreak/>
+        <w:t>The map reduce part is provided by MRJob Library, thus allowing us to focus on logic of the tasks rather than the implementation part of map reduce.</w:t>
+      </w:r>
+    </w:p>
+    <w:p>
+      <w:r>
         <w:t>Below you will find members assigned tasks and their respective reports.</w:t>
       </w:r>
     </w:p>
@@ -1962,15 +1965,7 @@
             <w:tcW w:w="4508" w:type="dxa"/>
           </w:tcPr>
           <w:p>
-            <w:pPr>
-              <w:rPr>
-                <w:lang w:val="en-150"/>
-              </w:rPr>
-            </w:pPr>
-            <w:r>
-              <w:rPr>
-                <w:lang w:val="en-150"/>
-              </w:rPr>
+            <w:r>
               <w:t>Members</w:t>
             </w:r>
           </w:p>
@@ -1982,14 +1977,8 @@
           <w:p>
             <w:pPr>
               <w:cnfStyle w:val="100000000000" w:firstRow="1" w:lastRow="0" w:firstColumn="0" w:lastColumn="0" w:oddVBand="0" w:evenVBand="0" w:oddHBand="0" w:evenHBand="0" w:firstRowFirstColumn="0" w:firstRowLastColumn="0" w:lastRowFirstColumn="0" w:lastRowLastColumn="0"/>
-              <w:rPr>
-                <w:lang w:val="en-150"/>
-              </w:rPr>
             </w:pPr>
             <w:r>
-              <w:rPr>
-                <w:lang w:val="en-150"/>
-              </w:rPr>
               <w:t>Tasks</w:t>
             </w:r>
           </w:p>
@@ -2005,15 +1994,7 @@
             <w:tcW w:w="4508" w:type="dxa"/>
           </w:tcPr>
           <w:p>
-            <w:pPr>
-              <w:rPr>
-                <w:lang w:val="en-150"/>
-              </w:rPr>
-            </w:pPr>
-            <w:r>
-              <w:rPr>
-                <w:lang w:val="en-150"/>
-              </w:rPr>
+            <w:r>
               <w:t>Deniz</w:t>
             </w:r>
           </w:p>
@@ -2027,13 +2008,11 @@
               <w:cnfStyle w:val="000000100000" w:firstRow="0" w:lastRow="0" w:firstColumn="0" w:lastColumn="0" w:oddVBand="0" w:evenVBand="0" w:oddHBand="1" w:evenHBand="0" w:firstRowFirstColumn="0" w:firstRowLastColumn="0" w:lastRowFirstColumn="0" w:lastRowLastColumn="0"/>
               <w:rPr>
                 <w:b/>
-                <w:lang w:val="en-150"/>
               </w:rPr>
             </w:pPr>
             <w:r>
               <w:rPr>
                 <w:b/>
-                <w:lang w:val="en-150"/>
               </w:rPr>
               <w:t>[ Task 1, Task 5, Task 8 ]</w:t>
             </w:r>
@@ -2047,12 +2026,6 @@
             <w:tcW w:w="4508" w:type="dxa"/>
           </w:tcPr>
           <w:p>
-            <w:pPr>
-              <w:rPr>
-                <w:lang w:val="en-150"/>
-              </w:rPr>
-            </w:pPr>
-            <w:proofErr w:type="spellStart"/>
             <w:r>
               <w:rPr>
                 <w:sz w:val="28"/>
@@ -2061,7 +2034,6 @@
               </w:rPr>
               <w:t>Siddheswar</w:t>
             </w:r>
-            <w:proofErr w:type="spellEnd"/>
           </w:p>
         </w:tc>
         <w:tc>
@@ -2073,13 +2045,11 @@
               <w:cnfStyle w:val="000000000000" w:firstRow="0" w:lastRow="0" w:firstColumn="0" w:lastColumn="0" w:oddVBand="0" w:evenVBand="0" w:oddHBand="0" w:evenHBand="0" w:firstRowFirstColumn="0" w:firstRowLastColumn="0" w:lastRowFirstColumn="0" w:lastRowLastColumn="0"/>
               <w:rPr>
                 <w:b/>
-                <w:lang w:val="en-150"/>
               </w:rPr>
             </w:pPr>
             <w:r>
               <w:rPr>
                 <w:b/>
-                <w:lang w:val="en-150"/>
               </w:rPr>
               <w:t>[ Task 2, Task 3, Task 4]</w:t>
             </w:r>
@@ -2087,13 +2057,7 @@
         </w:tc>
       </w:tr>
     </w:tbl>
-    <w:p>
-      <w:pPr>
-        <w:rPr>
-          <w:lang w:val="en-150"/>
-        </w:rPr>
-      </w:pPr>
-    </w:p>
+    <w:p/>
     <w:p>
       <w:pPr>
         <w:pStyle w:val="Heading1"/>
@@ -2101,44 +2065,16 @@
           <w:ilvl w:val="0"/>
           <w:numId w:val="5"/>
         </w:numPr>
-        <w:rPr>
-          <w:lang w:val="en-150"/>
-        </w:rPr>
-      </w:pPr>
-      <w:bookmarkStart w:id="15" w:name="_Toc29643642"/>
-      <w:r>
-        <w:rPr>
-          <w:lang w:val="en-150"/>
-        </w:rPr>
+      </w:pPr>
+      <w:bookmarkStart w:id="16" w:name="_Toc29733776"/>
+      <w:r>
         <w:t>IMDB Tasks</w:t>
       </w:r>
-      <w:bookmarkEnd w:id="15"/>
-    </w:p>
-    <w:p>
-      <w:pPr>
-        <w:rPr>
-          <w:lang w:val="en-150"/>
-        </w:rPr>
-      </w:pPr>
-      <w:r>
-        <w:rPr>
-          <w:lang w:val="en-150"/>
-        </w:rPr>
-        <w:t>In this task, we are provided by a .</w:t>
-      </w:r>
-      <w:proofErr w:type="spellStart"/>
-      <w:r>
-        <w:rPr>
-          <w:lang w:val="en-150"/>
-        </w:rPr>
-        <w:t>tsv</w:t>
-      </w:r>
-      <w:proofErr w:type="spellEnd"/>
-      <w:r>
-        <w:rPr>
-          <w:lang w:val="en-150"/>
-        </w:rPr>
-        <w:t xml:space="preserve"> (tab separated values) file, which contains basic information regarding titles that are found on IMDB.</w:t>
+      <w:bookmarkEnd w:id="16"/>
+    </w:p>
+    <w:p>
+      <w:r>
+        <w:t>In this task, we are provided by a .tsv (tab separated values) file, which contains basic information regarding titles that are found on IMDB.</w:t>
       </w:r>
     </w:p>
     <w:p>
@@ -2148,110 +2084,56 @@
           <w:ilvl w:val="1"/>
           <w:numId w:val="5"/>
         </w:numPr>
-        <w:rPr>
-          <w:lang w:val="en-150"/>
-        </w:rPr>
-      </w:pPr>
-      <w:bookmarkStart w:id="16" w:name="_Toc29643643"/>
+      </w:pPr>
+      <w:bookmarkStart w:id="17" w:name="_Toc29733777"/>
       <w:r>
         <w:rPr>
           <w:b/>
-          <w:lang w:val="en-150"/>
         </w:rPr>
         <w:t>Task 1:</w:t>
       </w:r>
       <w:r>
         <w:rPr>
           <w:b/>
-          <w:lang w:val="en-150"/>
         </w:rPr>
         <w:t xml:space="preserve"> </w:t>
       </w:r>
       <w:r>
-        <w:rPr>
-          <w:lang w:val="en-150"/>
-        </w:rPr>
         <w:t>50 most common keywords for all movies and shorts</w:t>
       </w:r>
-      <w:bookmarkEnd w:id="16"/>
-    </w:p>
-    <w:p>
-      <w:pPr>
-        <w:rPr>
-          <w:lang w:val="en-150"/>
-        </w:rPr>
-      </w:pPr>
-      <w:r>
-        <w:rPr>
-          <w:lang w:val="en-150"/>
-        </w:rPr>
+      <w:bookmarkEnd w:id="17"/>
+    </w:p>
+    <w:p>
+      <w:r>
         <w:t>To do this task, the process is divided into two parts.</w:t>
       </w:r>
       <w:r>
-        <w:rPr>
-          <w:lang w:val="en-150"/>
-        </w:rPr>
         <w:br/>
         <w:t>First part is to mapping word frequencies; second part is sorting and yielding top 50.</w:t>
       </w:r>
     </w:p>
     <w:p>
-      <w:pPr>
-        <w:rPr>
-          <w:lang w:val="en-150"/>
-        </w:rPr>
-      </w:pPr>
       <w:r>
         <w:rPr>
           <w:b/>
-          <w:lang w:val="en-150"/>
         </w:rPr>
         <w:t>First Part:</w:t>
       </w:r>
       <w:r>
         <w:rPr>
           <w:b/>
-          <w:lang w:val="en-150"/>
         </w:rPr>
         <w:br/>
       </w:r>
       <w:r>
-        <w:rPr>
-          <w:lang w:val="en-150"/>
-        </w:rPr>
-        <w:t xml:space="preserve">Since what every column is representing is provided by PDF, it can be deduced that we will only require column[1] for show-types and column[2] for </w:t>
-      </w:r>
-      <w:proofErr w:type="spellStart"/>
-      <w:r>
-        <w:rPr>
-          <w:lang w:val="en-150"/>
-        </w:rPr>
-        <w:t>primaryTitles</w:t>
-      </w:r>
-      <w:proofErr w:type="spellEnd"/>
-      <w:r>
-        <w:rPr>
-          <w:lang w:val="en-150"/>
-        </w:rPr>
-        <w:t>.</w:t>
-      </w:r>
-    </w:p>
-    <w:p>
-      <w:pPr>
-        <w:rPr>
-          <w:lang w:val="en-150"/>
-        </w:rPr>
-      </w:pPr>
-      <w:r>
-        <w:rPr>
-          <w:lang w:val="en-150"/>
-        </w:rPr>
+        <w:t>Since what every column is representing is provided by PDF, it can be deduced that we will only require column[1] for show-types and column[2] for primaryTitles.</w:t>
+      </w:r>
+    </w:p>
+    <w:p>
+      <w:r>
         <w:t>Mapper</w:t>
       </w:r>
       <w:r>
-        <w:rPr>
-          <w:lang w:val="en-150"/>
-        </w:rPr>
         <w:t xml:space="preserve"> part contains 4 filtering operations to yield a word list to be processed by combiner.</w:t>
       </w:r>
     </w:p>
@@ -2262,14 +2144,8 @@
           <w:ilvl w:val="2"/>
           <w:numId w:val="5"/>
         </w:numPr>
-        <w:rPr>
-          <w:lang w:val="en-150"/>
-        </w:rPr>
-      </w:pPr>
-      <w:r>
-        <w:rPr>
-          <w:lang w:val="en-150"/>
-        </w:rPr>
+      </w:pPr>
+      <w:r>
         <w:t>An if statement to determine if title type is a movie or short, else skip.</w:t>
       </w:r>
     </w:p>
@@ -2280,14 +2156,8 @@
           <w:ilvl w:val="2"/>
           <w:numId w:val="5"/>
         </w:numPr>
-        <w:rPr>
-          <w:lang w:val="en-150"/>
-        </w:rPr>
-      </w:pPr>
-      <w:r>
-        <w:rPr>
-          <w:lang w:val="en-150"/>
-        </w:rPr>
+      </w:pPr>
+      <w:r>
         <w:t>Regular expression that separates all non-whitespace and non-digits with more than 2 characters. 2 character is used as a broad way to reduce short possessives in multiple languages.</w:t>
       </w:r>
     </w:p>
@@ -2298,33 +2168,20 @@
           <w:ilvl w:val="2"/>
           <w:numId w:val="5"/>
         </w:numPr>
-        <w:rPr>
-          <w:lang w:val="en-150"/>
-        </w:rPr>
-      </w:pPr>
-      <w:r>
-        <w:rPr>
-          <w:lang w:val="en-150"/>
-        </w:rPr>
+      </w:pPr>
+      <w:r>
         <w:t xml:space="preserve">Natural language toolkit is used to part-of-speech tagging and removing </w:t>
       </w:r>
       <w:r>
-        <w:rPr>
-          <w:lang w:val="en-150"/>
-        </w:rPr>
         <w:t xml:space="preserve">tags such as prepositions, determiners, articles, punctuation etc for </w:t>
       </w:r>
       <w:r>
         <w:rPr>
           <w:b/>
-          <w:lang w:val="en-150"/>
         </w:rPr>
         <w:t>English</w:t>
       </w:r>
       <w:r>
-        <w:rPr>
-          <w:lang w:val="en-150"/>
-        </w:rPr>
         <w:t xml:space="preserve"> language.</w:t>
       </w:r>
     </w:p>
@@ -2335,117 +2192,43 @@
           <w:ilvl w:val="2"/>
           <w:numId w:val="5"/>
         </w:numPr>
-        <w:rPr>
-          <w:lang w:val="en-150"/>
-        </w:rPr>
-      </w:pPr>
-      <w:r>
-        <w:rPr>
-          <w:lang w:val="en-150"/>
-        </w:rPr>
-        <w:t xml:space="preserve">Due to NLTK working on English language, to further reduce input NLTK </w:t>
-      </w:r>
-      <w:proofErr w:type="spellStart"/>
-      <w:r>
-        <w:rPr>
-          <w:lang w:val="en-150"/>
-        </w:rPr>
-        <w:t>stopwords</w:t>
-      </w:r>
-      <w:proofErr w:type="spellEnd"/>
-      <w:r>
-        <w:rPr>
-          <w:lang w:val="en-150"/>
-        </w:rPr>
-        <w:t xml:space="preserve"> for all languages are used.</w:t>
-      </w:r>
-      <w:r>
-        <w:rPr>
-          <w:lang w:val="en-150"/>
-        </w:rPr>
+      </w:pPr>
+      <w:r>
+        <w:t>Due to NLTK working on English language, to further reduce input NLTK stopwords for all languages are used.</w:t>
+      </w:r>
+      <w:r>
         <w:br/>
         <w:t>This is done since the input file contains English, French, German, Spanish and more languages that passes through pos-tagging.</w:t>
       </w:r>
     </w:p>
     <w:p>
-      <w:pPr>
-        <w:rPr>
-          <w:lang w:val="en-150"/>
-        </w:rPr>
-      </w:pPr>
-      <w:r>
-        <w:rPr>
-          <w:lang w:val="en-150"/>
-        </w:rPr>
+      <w:r>
         <w:t xml:space="preserve"> </w:t>
       </w:r>
       <w:r>
-        <w:rPr>
-          <w:lang w:val="en-150"/>
-        </w:rPr>
         <w:t>After mapper result, combiner combines the word keys with their counts to yield number of times that word was seen.</w:t>
       </w:r>
     </w:p>
     <w:p>
-      <w:pPr>
-        <w:rPr>
-          <w:lang w:val="en-150"/>
-        </w:rPr>
-      </w:pPr>
-      <w:r>
-        <w:rPr>
-          <w:lang w:val="en-150"/>
-        </w:rPr>
-        <w:t>Then reducer changes the (</w:t>
-      </w:r>
-      <w:proofErr w:type="spellStart"/>
-      <w:r>
-        <w:rPr>
-          <w:lang w:val="en-150"/>
-        </w:rPr>
-        <w:t>key,value</w:t>
-      </w:r>
-      <w:proofErr w:type="spellEnd"/>
-      <w:r>
-        <w:rPr>
-          <w:lang w:val="en-150"/>
-        </w:rPr>
-        <w:t>) pair to (None, (</w:t>
-      </w:r>
-      <w:proofErr w:type="spellStart"/>
-      <w:r>
-        <w:rPr>
-          <w:lang w:val="en-150"/>
-        </w:rPr>
-        <w:t>value,key</w:t>
-      </w:r>
-      <w:proofErr w:type="spellEnd"/>
-      <w:r>
-        <w:rPr>
-          <w:lang w:val="en-150"/>
-        </w:rPr>
-        <w:t>)) to be processed in second part.</w:t>
-      </w:r>
-    </w:p>
-    <w:p>
-      <w:pPr>
-        <w:rPr>
-          <w:lang w:val="en-150"/>
-        </w:rPr>
-      </w:pPr>
+      <w:r>
+        <w:t>Then reducer changes the (key,value) pair to (None, (value,key)) to be processed in second part.</w:t>
+      </w:r>
+    </w:p>
+    <w:p>
       <w:r>
         <w:rPr>
           <w:b/>
-          <w:lang w:val="en-150"/>
         </w:rPr>
         <w:t>Second Part:</w:t>
       </w:r>
       <w:r>
-        <w:rPr>
-          <w:lang w:val="en-150"/>
-        </w:rPr>
         <w:br/>
         <w:t>Sorter is a reducer function that takes first 50 elements passed into it and then removes minimum value when a higher value is found that will be added instead.</w:t>
+      </w:r>
+    </w:p>
+    <w:p>
+      <w:r>
+        <w:br w:type="page"/>
       </w:r>
     </w:p>
     <w:p>
@@ -2455,61 +2238,189 @@
           <w:ilvl w:val="1"/>
           <w:numId w:val="5"/>
         </w:numPr>
-        <w:rPr>
-          <w:lang w:val="en-150"/>
-        </w:rPr>
-      </w:pPr>
-      <w:bookmarkStart w:id="17" w:name="_Toc29643644"/>
+      </w:pPr>
+      <w:bookmarkStart w:id="18" w:name="_Toc29733778"/>
       <w:r>
         <w:rPr>
           <w:b/>
-          <w:lang w:val="en-150"/>
-        </w:rPr>
+        </w:rPr>
+        <w:lastRenderedPageBreak/>
         <w:t xml:space="preserve">Task </w:t>
       </w:r>
       <w:r>
         <w:rPr>
           <w:b/>
-          <w:lang w:val="en-150"/>
         </w:rPr>
         <w:t>2</w:t>
       </w:r>
       <w:r>
         <w:rPr>
           <w:b/>
-          <w:lang w:val="en-150"/>
         </w:rPr>
         <w:t>:</w:t>
       </w:r>
       <w:r>
         <w:rPr>
           <w:b/>
-          <w:lang w:val="en-150"/>
         </w:rPr>
         <w:t xml:space="preserve"> </w:t>
       </w:r>
       <w:r>
-        <w:rPr>
-          <w:lang w:val="en-150"/>
-        </w:rPr>
         <w:t>Top 15 keywords for each movie genre</w:t>
       </w:r>
-      <w:bookmarkEnd w:id="17"/>
-    </w:p>
-    <w:p>
-      <w:pPr>
-        <w:rPr>
-          <w:lang w:val="en-150"/>
-        </w:rPr>
-      </w:pPr>
-    </w:p>
-    <w:p>
-      <w:pPr>
-        <w:rPr>
-          <w:lang w:val="en-150"/>
-        </w:rPr>
-      </w:pPr>
-    </w:p>
+      <w:bookmarkEnd w:id="18"/>
+    </w:p>
+    <w:p>
+      <w:pPr>
+        <w:spacing w:after="0"/>
+        <w:rPr>
+          <w:lang w:val="en-US"/>
+        </w:rPr>
+      </w:pPr>
+    </w:p>
+    <w:p>
+      <w:pPr>
+        <w:rPr>
+          <w:lang w:val="en-US"/>
+        </w:rPr>
+      </w:pPr>
+      <w:r>
+        <w:rPr>
+          <w:lang w:val="en-US"/>
+        </w:rPr>
+        <w:t>The steps followed are as follows:</w:t>
+      </w:r>
+    </w:p>
+    <w:p>
+      <w:pPr>
+        <w:rPr>
+          <w:b/>
+          <w:lang w:val="en-US"/>
+        </w:rPr>
+      </w:pPr>
+      <w:r>
+        <w:rPr>
+          <w:b/>
+          <w:lang w:val="en-US"/>
+        </w:rPr>
+        <w:t>mapper1</w:t>
+      </w:r>
+    </w:p>
+    <w:p>
+      <w:pPr>
+        <w:rPr>
+          <w:lang w:val="en-US"/>
+        </w:rPr>
+      </w:pPr>
+      <w:r>
+        <w:rPr>
+          <w:lang w:val="en-US"/>
+        </w:rPr>
+        <w:t xml:space="preserve">This </w:t>
+      </w:r>
+      <w:r>
+        <w:rPr>
+          <w:lang w:val="en-US"/>
+        </w:rPr>
+        <w:t>returns (genre, title) pairs. It must be noted the genre columns may have multiple genres associated with one movie title. Hence these genres are identified individually and the pairs are created accordingly.</w:t>
+      </w:r>
+    </w:p>
+    <w:p>
+      <w:pPr>
+        <w:rPr>
+          <w:b/>
+          <w:lang w:val="en-US"/>
+        </w:rPr>
+      </w:pPr>
+      <w:r>
+        <w:rPr>
+          <w:b/>
+          <w:lang w:val="en-US"/>
+        </w:rPr>
+        <w:t>mapper2</w:t>
+      </w:r>
+    </w:p>
+    <w:p>
+      <w:pPr>
+        <w:rPr>
+          <w:lang w:val="en-US"/>
+        </w:rPr>
+      </w:pPr>
+      <w:r>
+        <w:rPr>
+          <w:lang w:val="en-US"/>
+        </w:rPr>
+        <w:t xml:space="preserve">This </w:t>
+      </w:r>
+      <w:r>
+        <w:rPr>
+          <w:lang w:val="en-US"/>
+        </w:rPr>
+        <w:t>mapper job returns the genre and converts the title into a word count dictionary.</w:t>
+      </w:r>
+    </w:p>
+    <w:p>
+      <w:pPr>
+        <w:rPr>
+          <w:b/>
+          <w:lang w:val="en-US"/>
+        </w:rPr>
+      </w:pPr>
+      <w:r>
+        <w:rPr>
+          <w:b/>
+          <w:lang w:val="en-US"/>
+        </w:rPr>
+        <w:t>combiner and reducer1</w:t>
+      </w:r>
+    </w:p>
+    <w:p>
+      <w:pPr>
+        <w:rPr>
+          <w:lang w:val="en-US"/>
+        </w:rPr>
+      </w:pPr>
+      <w:r>
+        <w:rPr>
+          <w:lang w:val="en-US"/>
+        </w:rPr>
+        <w:t xml:space="preserve">In </w:t>
+      </w:r>
+      <w:r>
+        <w:rPr>
+          <w:lang w:val="en-US"/>
+        </w:rPr>
+        <w:t xml:space="preserve">these steps, the dictionary associated with each genre are combined. These were generated by the previous job – mapper2. Each instance of the reducer receives all pairs that have the same </w:t>
+      </w:r>
+      <w:proofErr w:type="spellStart"/>
+      <w:r>
+        <w:rPr>
+          <w:lang w:val="en-US"/>
+        </w:rPr>
+        <w:t>gerne</w:t>
+      </w:r>
+      <w:proofErr w:type="spellEnd"/>
+      <w:r>
+        <w:rPr>
+          <w:lang w:val="en-US"/>
+        </w:rPr>
+        <w:t xml:space="preserve"> (which is the key in this case).</w:t>
+      </w:r>
+    </w:p>
+    <w:p>
+      <w:pPr>
+        <w:rPr>
+          <w:lang w:val="en-US"/>
+        </w:rPr>
+      </w:pPr>
+      <w:r>
+        <w:rPr>
+          <w:lang w:val="en-US"/>
+        </w:rPr>
+        <w:t>Finally the data structure consists of each genre and an associated dictionary that contains the word count combined from all titles associated with that genre. Thereafter the top 15 entries in the dictionaries of each genre is isolated and returned by the reducer.</w:t>
+      </w:r>
+    </w:p>
+    <w:p/>
     <w:p>
       <w:pPr>
         <w:pStyle w:val="Heading1"/>
@@ -2517,25 +2428,25 @@
           <w:ilvl w:val="0"/>
           <w:numId w:val="5"/>
         </w:numPr>
-        <w:rPr>
-          <w:lang w:val="en-150"/>
-        </w:rPr>
-      </w:pPr>
-      <w:bookmarkStart w:id="18" w:name="_Toc29643645"/>
-      <w:r>
-        <w:rPr>
-          <w:lang w:val="en-150"/>
-        </w:rPr>
+      </w:pPr>
+      <w:bookmarkStart w:id="19" w:name="_Toc29733779"/>
+      <w:r>
         <w:t>Online Retail Tasks</w:t>
       </w:r>
-      <w:bookmarkEnd w:id="18"/>
-    </w:p>
-    <w:p>
-      <w:pPr>
-        <w:rPr>
-          <w:lang w:val="en-150"/>
-        </w:rPr>
-      </w:pPr>
+      <w:bookmarkEnd w:id="19"/>
+    </w:p>
+    <w:p>
+      <w:pPr>
+        <w:rPr>
+          <w:lang w:val="en-US"/>
+        </w:rPr>
+      </w:pPr>
+      <w:r>
+        <w:rPr>
+          <w:lang w:val="en-US"/>
+        </w:rPr>
+        <w:t>The following tasks were executed using the csv files provided as a part of the exercise. It was observed that some billing entries are repeated in both the files. Hence necessary steps were taken to eliminate redundant lines.</w:t>
+      </w:r>
     </w:p>
     <w:p>
       <w:pPr>
@@ -2544,39 +2455,228 @@
           <w:ilvl w:val="1"/>
           <w:numId w:val="5"/>
         </w:numPr>
-        <w:rPr>
-          <w:lang w:val="en-150"/>
-        </w:rPr>
-      </w:pPr>
-      <w:bookmarkStart w:id="19" w:name="_Toc29643646"/>
+      </w:pPr>
+      <w:bookmarkStart w:id="20" w:name="_Toc29733780"/>
       <w:r>
         <w:rPr>
           <w:b/>
-          <w:lang w:val="en-150"/>
         </w:rPr>
         <w:t xml:space="preserve">Task </w:t>
       </w:r>
       <w:r>
         <w:rPr>
           <w:b/>
-          <w:lang w:val="en-150"/>
         </w:rPr>
         <w:t xml:space="preserve">3: </w:t>
       </w:r>
       <w:r>
-        <w:rPr>
-          <w:lang w:val="en-150"/>
-        </w:rPr>
         <w:t>Top 10 best customers for each retail year</w:t>
       </w:r>
-      <w:bookmarkEnd w:id="19"/>
-    </w:p>
-    <w:p>
-      <w:pPr>
-        <w:rPr>
-          <w:lang w:val="en-150"/>
-        </w:rPr>
-      </w:pPr>
+      <w:bookmarkEnd w:id="20"/>
+    </w:p>
+    <w:p/>
+    <w:p>
+      <w:pPr>
+        <w:rPr>
+          <w:b/>
+        </w:rPr>
+      </w:pPr>
+      <w:r>
+        <w:rPr>
+          <w:b/>
+          <w:lang w:val="en-US"/>
+        </w:rPr>
+        <w:t>mapper, combiner and reducer</w:t>
+      </w:r>
+    </w:p>
+    <w:p>
+      <w:pPr>
+        <w:rPr>
+          <w:lang w:val="en-US"/>
+        </w:rPr>
+      </w:pPr>
+      <w:r>
+        <w:rPr>
+          <w:lang w:val="en-US"/>
+        </w:rPr>
+        <w:t xml:space="preserve">The </w:t>
+      </w:r>
+      <w:proofErr w:type="spellStart"/>
+      <w:r>
+        <w:rPr>
+          <w:lang w:val="en-US"/>
+        </w:rPr>
+        <w:t>MRjob</w:t>
+      </w:r>
+      <w:proofErr w:type="spellEnd"/>
+      <w:r>
+        <w:rPr>
+          <w:lang w:val="en-US"/>
+        </w:rPr>
+        <w:t xml:space="preserve"> </w:t>
+      </w:r>
+      <w:proofErr w:type="spellStart"/>
+      <w:r>
+        <w:rPr>
+          <w:lang w:val="en-US"/>
+        </w:rPr>
+        <w:t>conssting</w:t>
+      </w:r>
+      <w:proofErr w:type="spellEnd"/>
+      <w:r>
+        <w:rPr>
+          <w:lang w:val="en-US"/>
+        </w:rPr>
+        <w:t xml:space="preserve"> of </w:t>
+      </w:r>
+      <w:r>
+        <w:rPr>
+          <w:i/>
+          <w:lang w:val="en-US"/>
+        </w:rPr>
+        <w:t xml:space="preserve">mapper, combiner </w:t>
+      </w:r>
+      <w:r>
+        <w:rPr>
+          <w:lang w:val="en-US"/>
+        </w:rPr>
+        <w:t xml:space="preserve">and </w:t>
+      </w:r>
+      <w:r>
+        <w:rPr>
+          <w:i/>
+          <w:lang w:val="en-US"/>
+        </w:rPr>
+        <w:t xml:space="preserve">reducer </w:t>
+      </w:r>
+      <w:r>
+        <w:rPr>
+          <w:lang w:val="en-US"/>
+        </w:rPr>
+        <w:t xml:space="preserve"> are used to preprocess and remove the redundant lines as described above. The reducer finally produces key value pair where the key consists of the customer id and year and value is the revenue generated. </w:t>
+      </w:r>
+    </w:p>
+    <w:p>
+      <w:pPr>
+        <w:rPr>
+          <w:b/>
+          <w:lang w:val="en-US"/>
+        </w:rPr>
+      </w:pPr>
+      <w:r>
+        <w:rPr>
+          <w:b/>
+          <w:lang w:val="en-US"/>
+        </w:rPr>
+        <w:t>combiner1, reducer1</w:t>
+      </w:r>
+    </w:p>
+    <w:p>
+      <w:pPr>
+        <w:rPr>
+          <w:lang w:val="en-US"/>
+        </w:rPr>
+      </w:pPr>
+      <w:r>
+        <w:rPr>
+          <w:lang w:val="en-US"/>
+        </w:rPr>
+        <w:t xml:space="preserve">These steps sum up the revenues generated by customers per year. The reducer1 output consists of key = year and value = a dictionary consisting of </w:t>
+      </w:r>
+      <w:proofErr w:type="spellStart"/>
+      <w:r>
+        <w:rPr>
+          <w:lang w:val="en-US"/>
+        </w:rPr>
+        <w:t>cu</w:t>
+      </w:r>
+      <w:r>
+        <w:rPr>
+          <w:lang w:val="en-US"/>
+        </w:rPr>
+        <w:t>s</w:t>
+      </w:r>
+      <w:r>
+        <w:rPr>
+          <w:lang w:val="en-US"/>
+        </w:rPr>
+        <w:t>tomer_id</w:t>
+      </w:r>
+      <w:proofErr w:type="spellEnd"/>
+      <w:r>
+        <w:rPr>
+          <w:lang w:val="en-US"/>
+        </w:rPr>
+        <w:t xml:space="preserve"> and the total revenue generated for that year.</w:t>
+      </w:r>
+    </w:p>
+    <w:p>
+      <w:pPr>
+        <w:rPr>
+          <w:b/>
+          <w:lang w:val="en-US"/>
+        </w:rPr>
+      </w:pPr>
+      <w:r>
+        <w:rPr>
+          <w:b/>
+          <w:lang w:val="en-US"/>
+        </w:rPr>
+        <w:t>combiner2 , reducer2</w:t>
+      </w:r>
+    </w:p>
+    <w:p>
+      <w:pPr>
+        <w:rPr>
+          <w:lang w:val="en-US"/>
+        </w:rPr>
+      </w:pPr>
+      <w:r>
+        <w:rPr>
+          <w:lang w:val="en-US"/>
+        </w:rPr>
+        <w:t xml:space="preserve">These jobs </w:t>
+      </w:r>
+      <w:r>
+        <w:rPr>
+          <w:lang w:val="en-US"/>
+        </w:rPr>
+        <w:t xml:space="preserve">append the </w:t>
+      </w:r>
+      <w:r>
+        <w:rPr>
+          <w:lang w:val="en-US"/>
+        </w:rPr>
+        <w:t>dictionaries generated by reducer1 so that there is one dictionary associated with each year (which in case is 3: 20019, 2010, 2011) .</w:t>
+      </w:r>
+    </w:p>
+    <w:p>
+      <w:pPr>
+        <w:rPr>
+          <w:lang w:val="en-US"/>
+        </w:rPr>
+      </w:pPr>
+      <w:r>
+        <w:rPr>
+          <w:lang w:val="en-US"/>
+        </w:rPr>
+        <w:t xml:space="preserve">The top 10 entries from each dictionary is calculated using the </w:t>
+      </w:r>
+      <w:proofErr w:type="spellStart"/>
+      <w:r>
+        <w:rPr>
+          <w:i/>
+          <w:lang w:val="en-US"/>
+        </w:rPr>
+        <w:t>most_common</w:t>
+      </w:r>
+      <w:proofErr w:type="spellEnd"/>
+      <w:r>
+        <w:rPr>
+          <w:lang w:val="en-US"/>
+        </w:rPr>
+        <w:t xml:space="preserve"> function, which gives the final key, value output where key = year and value = list of top 10 customers along with the total revenue generated.</w:t>
+      </w:r>
     </w:p>
     <w:p>
       <w:pPr>
@@ -2585,15 +2685,11 @@
           <w:ilvl w:val="1"/>
           <w:numId w:val="5"/>
         </w:numPr>
-        <w:rPr>
-          <w:lang w:val="en-150"/>
-        </w:rPr>
-      </w:pPr>
-      <w:bookmarkStart w:id="20" w:name="_Toc29643647"/>
+      </w:pPr>
+      <w:bookmarkStart w:id="21" w:name="_Toc29733781"/>
       <w:r>
         <w:rPr>
           <w:b/>
-          <w:lang w:val="en-150"/>
         </w:rPr>
         <w:lastRenderedPageBreak/>
         <w:t xml:space="preserve">Task </w:t>
@@ -2601,39 +2697,156 @@
       <w:r>
         <w:rPr>
           <w:b/>
-          <w:lang w:val="en-150"/>
         </w:rPr>
         <w:t>4</w:t>
       </w:r>
       <w:r>
         <w:rPr>
           <w:b/>
-          <w:lang w:val="en-150"/>
         </w:rPr>
         <w:t>:</w:t>
       </w:r>
       <w:r>
         <w:rPr>
           <w:b/>
-          <w:lang w:val="en-150"/>
         </w:rPr>
         <w:t xml:space="preserve"> </w:t>
       </w:r>
       <w:r>
-        <w:rPr>
-          <w:lang w:val="en-150"/>
-        </w:rPr>
         <w:t>Best selling product</w:t>
       </w:r>
-      <w:bookmarkEnd w:id="20"/>
-    </w:p>
-    <w:p>
-      <w:pPr>
-        <w:rPr>
-          <w:lang w:val="en-150"/>
-        </w:rPr>
-      </w:pPr>
-    </w:p>
+      <w:bookmarkEnd w:id="21"/>
+    </w:p>
+    <w:p>
+      <w:pPr>
+        <w:rPr>
+          <w:lang w:val="en-US"/>
+        </w:rPr>
+      </w:pPr>
+      <w:r>
+        <w:rPr>
+          <w:lang w:val="en-US"/>
+        </w:rPr>
+        <w:t xml:space="preserve">This task was </w:t>
+      </w:r>
+      <w:r>
+        <w:rPr>
+          <w:lang w:val="en-US"/>
+        </w:rPr>
+        <w:t xml:space="preserve">very similar to task 3. The preprocessing was done by the jobs: </w:t>
+      </w:r>
+      <w:r>
+        <w:rPr>
+          <w:i/>
+          <w:lang w:val="en-US"/>
+        </w:rPr>
+        <w:t>mapper, combiner</w:t>
+      </w:r>
+      <w:r>
+        <w:rPr>
+          <w:i/>
+          <w:lang w:val="en-US"/>
+        </w:rPr>
+        <w:t xml:space="preserve">, </w:t>
+      </w:r>
+      <w:r>
+        <w:rPr>
+          <w:i/>
+          <w:lang w:val="en-US"/>
+        </w:rPr>
+        <w:t>reducer</w:t>
+      </w:r>
+      <w:r>
+        <w:rPr>
+          <w:i/>
+          <w:lang w:val="en-US"/>
+        </w:rPr>
+        <w:t xml:space="preserve">. </w:t>
+      </w:r>
+      <w:r>
+        <w:rPr>
+          <w:lang w:val="en-US"/>
+        </w:rPr>
+        <w:t>The only difference is that the customer ids are no longer tracked for each bill.</w:t>
+      </w:r>
+    </w:p>
+    <w:p>
+      <w:pPr>
+        <w:rPr>
+          <w:b/>
+          <w:lang w:val="en-US"/>
+        </w:rPr>
+      </w:pPr>
+      <w:r>
+        <w:rPr>
+          <w:b/>
+          <w:lang w:val="en-US"/>
+        </w:rPr>
+        <w:t>reducer1</w:t>
+      </w:r>
+    </w:p>
+    <w:p>
+      <w:pPr>
+        <w:rPr>
+          <w:lang w:val="en-US"/>
+        </w:rPr>
+      </w:pPr>
+      <w:r>
+        <w:rPr>
+          <w:lang w:val="en-US"/>
+        </w:rPr>
+        <w:t xml:space="preserve">This reducer produces the total quantities and the revenues generated for each product. In order to facilitate sorting in the next step, the key is yielded as </w:t>
+      </w:r>
+      <w:r>
+        <w:rPr>
+          <w:i/>
+          <w:lang w:val="en-US"/>
+        </w:rPr>
+        <w:t>None</w:t>
+      </w:r>
+      <w:r>
+        <w:rPr>
+          <w:lang w:val="en-US"/>
+        </w:rPr>
+        <w:t xml:space="preserve"> and the value consists of the triples: total quantity, total revenue and stock id.</w:t>
+      </w:r>
+    </w:p>
+    <w:p>
+      <w:pPr>
+        <w:rPr>
+          <w:lang w:val="en-US"/>
+        </w:rPr>
+      </w:pPr>
+    </w:p>
+    <w:p>
+      <w:pPr>
+        <w:rPr>
+          <w:b/>
+          <w:lang w:val="en-US"/>
+        </w:rPr>
+      </w:pPr>
+      <w:r>
+        <w:rPr>
+          <w:b/>
+          <w:lang w:val="en-US"/>
+        </w:rPr>
+        <w:t>reducer2</w:t>
+      </w:r>
+    </w:p>
+    <w:p>
+      <w:pPr>
+        <w:rPr>
+          <w:lang w:val="en-US"/>
+        </w:rPr>
+      </w:pPr>
+      <w:r>
+        <w:rPr>
+          <w:lang w:val="en-US"/>
+        </w:rPr>
+        <w:t>Finally the products generating the maximum revenue and quantity are calculated in this step which produces the final output.</w:t>
+      </w:r>
+    </w:p>
+    <w:p/>
     <w:p>
       <w:pPr>
         <w:pStyle w:val="Heading1"/>
@@ -2641,29 +2854,15 @@
           <w:ilvl w:val="0"/>
           <w:numId w:val="5"/>
         </w:numPr>
-        <w:rPr>
-          <w:lang w:val="en-150"/>
-        </w:rPr>
-      </w:pPr>
-      <w:bookmarkStart w:id="21" w:name="_Toc29643648"/>
-      <w:r>
-        <w:rPr>
-          <w:lang w:val="en-150"/>
-        </w:rPr>
+      </w:pPr>
+      <w:bookmarkStart w:id="22" w:name="_Toc29733782"/>
+      <w:r>
         <w:t>Similar Paper Recommendation Tasks</w:t>
       </w:r>
-      <w:bookmarkEnd w:id="21"/>
-    </w:p>
-    <w:p>
-      <w:pPr>
-        <w:rPr>
-          <w:lang w:val="en-150"/>
-        </w:rPr>
-      </w:pPr>
-      <w:r>
-        <w:rPr>
-          <w:lang w:val="en-150"/>
-        </w:rPr>
+      <w:bookmarkEnd w:id="22"/>
+    </w:p>
+    <w:p>
+      <w:r>
         <w:t>In this task we are provided with a .JSON file that contains information of multiple articles.</w:t>
       </w:r>
     </w:p>
@@ -2674,415 +2873,175 @@
           <w:ilvl w:val="1"/>
           <w:numId w:val="5"/>
         </w:numPr>
-        <w:rPr>
-          <w:lang w:val="en-150"/>
-        </w:rPr>
-      </w:pPr>
-      <w:bookmarkStart w:id="22" w:name="_Toc29643649"/>
+      </w:pPr>
+      <w:bookmarkStart w:id="23" w:name="_Toc29733783"/>
       <w:r>
         <w:rPr>
           <w:b/>
-          <w:lang w:val="en-150"/>
         </w:rPr>
         <w:t xml:space="preserve">Task </w:t>
       </w:r>
       <w:r>
         <w:rPr>
           <w:b/>
-          <w:lang w:val="en-150"/>
         </w:rPr>
         <w:t>5</w:t>
       </w:r>
       <w:r>
         <w:rPr>
           <w:b/>
-          <w:lang w:val="en-150"/>
         </w:rPr>
         <w:t>:</w:t>
       </w:r>
       <w:r>
         <w:rPr>
           <w:b/>
-          <w:lang w:val="en-150"/>
         </w:rPr>
         <w:t xml:space="preserve"> </w:t>
       </w:r>
       <w:r>
-        <w:rPr>
-          <w:lang w:val="en-150"/>
-        </w:rPr>
         <w:t>Jaccard similarity coefficient</w:t>
       </w:r>
-      <w:bookmarkEnd w:id="22"/>
-    </w:p>
-    <w:p>
-      <w:pPr>
-        <w:rPr>
-          <w:lang w:val="en-150"/>
-        </w:rPr>
-      </w:pPr>
-      <w:r>
-        <w:rPr>
-          <w:lang w:val="en-150"/>
-        </w:rPr>
+      <w:bookmarkEnd w:id="23"/>
+    </w:p>
+    <w:p>
+      <w:r>
         <w:t>Due to file format being json, we have to</w:t>
       </w:r>
       <w:r>
-        <w:rPr>
-          <w:lang w:val="en-150"/>
-        </w:rPr>
         <w:t xml:space="preserve"> define a different input method than the provided one since it passes values line by line.</w:t>
       </w:r>
     </w:p>
     <w:p>
-      <w:pPr>
-        <w:rPr>
-          <w:lang w:val="en-150"/>
-        </w:rPr>
-      </w:pPr>
-      <w:r>
-        <w:rPr>
-          <w:lang w:val="en-150"/>
-        </w:rPr>
-        <w:t xml:space="preserve">Thus we have 3 steps: </w:t>
-      </w:r>
-      <w:proofErr w:type="spellStart"/>
-      <w:r>
-        <w:rPr>
-          <w:lang w:val="en-150"/>
-        </w:rPr>
-        <w:t>mapper_raw</w:t>
-      </w:r>
-      <w:proofErr w:type="spellEnd"/>
-      <w:r>
-        <w:rPr>
-          <w:lang w:val="en-150"/>
-        </w:rPr>
-        <w:t xml:space="preserve">, </w:t>
-      </w:r>
-      <w:proofErr w:type="spellStart"/>
-      <w:r>
-        <w:rPr>
-          <w:lang w:val="en-150"/>
-        </w:rPr>
-        <w:t>jaccard_sim</w:t>
-      </w:r>
-      <w:proofErr w:type="spellEnd"/>
-      <w:r>
-        <w:rPr>
-          <w:lang w:val="en-150"/>
-        </w:rPr>
-        <w:t xml:space="preserve"> (combiner), </w:t>
-      </w:r>
-      <w:proofErr w:type="spellStart"/>
-      <w:r>
-        <w:rPr>
-          <w:lang w:val="en-150"/>
-        </w:rPr>
-        <w:t>reduce_max_sim</w:t>
-      </w:r>
-      <w:proofErr w:type="spellEnd"/>
-      <w:r>
-        <w:rPr>
-          <w:lang w:val="en-150"/>
-        </w:rPr>
-        <w:t xml:space="preserve"> (reducer).</w:t>
+      <w:r>
+        <w:t>Thus we have 3 steps: mapper_raw, jaccard_sim (combiner), reduce_max_sim (reducer).</w:t>
       </w:r>
     </w:p>
     <w:p>
       <w:pPr>
         <w:rPr>
           <w:b/>
-          <w:lang w:val="en-150"/>
-        </w:rPr>
-      </w:pPr>
-      <w:proofErr w:type="spellStart"/>
+        </w:rPr>
+      </w:pPr>
       <w:r>
         <w:rPr>
           <w:b/>
-          <w:lang w:val="en-150"/>
-        </w:rPr>
-        <w:t>mapper_raw</w:t>
-      </w:r>
-      <w:proofErr w:type="spellEnd"/>
+        </w:rPr>
+        <w:t>mapper_raw step</w:t>
+      </w:r>
       <w:r>
         <w:rPr>
           <w:b/>
-          <w:lang w:val="en-150"/>
-        </w:rPr>
-        <w:t xml:space="preserve"> step</w:t>
-      </w:r>
-      <w:r>
-        <w:rPr>
-          <w:b/>
-          <w:lang w:val="en-150"/>
         </w:rPr>
         <w:br/>
       </w:r>
       <w:r>
-        <w:rPr>
-          <w:lang w:val="en-150"/>
-        </w:rPr>
         <w:t>Initially loads json file using json library, then picks one random paper using random library.</w:t>
       </w:r>
     </w:p>
     <w:p>
-      <w:pPr>
-        <w:rPr>
-          <w:lang w:val="en-150"/>
-        </w:rPr>
-      </w:pPr>
-      <w:r>
-        <w:rPr>
-          <w:lang w:val="en-150"/>
-        </w:rPr>
+      <w:r>
         <w:t>The random picking and rest of the files go through the process of string to list function that removes punctuation of , . ( ) and any whitespace then outputs lowered version of string.</w:t>
       </w:r>
       <w:r>
-        <w:rPr>
-          <w:lang w:val="en-150"/>
-        </w:rPr>
         <w:br/>
         <w:t>The output is then passed to list to dictionary which maps words with their occurrences.</w:t>
       </w:r>
     </w:p>
     <w:p>
-      <w:pPr>
-        <w:rPr>
-          <w:lang w:val="en-150"/>
-        </w:rPr>
-      </w:pPr>
-      <w:proofErr w:type="spellStart"/>
       <w:r>
         <w:rPr>
           <w:b/>
-          <w:lang w:val="en-150"/>
-        </w:rPr>
-        <w:t>Jaccard_sim</w:t>
-      </w:r>
-      <w:proofErr w:type="spellEnd"/>
-      <w:r>
-        <w:rPr>
-          <w:b/>
-          <w:lang w:val="en-150"/>
-        </w:rPr>
-        <w:t xml:space="preserve"> step</w:t>
-      </w:r>
-      <w:r>
-        <w:rPr>
-          <w:lang w:val="en-150"/>
-        </w:rPr>
+        </w:rPr>
+        <w:t>Jaccard_sim step</w:t>
+      </w:r>
+      <w:r>
         <w:br/>
-        <w:t xml:space="preserve">This step then takes every (id, dictionary) pair and compares to the previously randomly picked paper. Yields the </w:t>
-      </w:r>
-      <w:proofErr w:type="spellStart"/>
-      <w:r>
-        <w:rPr>
-          <w:lang w:val="en-150"/>
-        </w:rPr>
-        <w:t>jaccard</w:t>
-      </w:r>
-      <w:proofErr w:type="spellEnd"/>
-      <w:r>
-        <w:rPr>
-          <w:lang w:val="en-150"/>
-        </w:rPr>
-        <w:t xml:space="preserve"> coefficient and id of that paper.</w:t>
-      </w:r>
-    </w:p>
-    <w:p>
-      <w:pPr>
-        <w:rPr>
-          <w:lang w:val="en-150"/>
-        </w:rPr>
-      </w:pPr>
-      <w:r>
-        <w:rPr>
-          <w:lang w:val="en-150"/>
-        </w:rPr>
-        <w:t xml:space="preserve">This step went through many iterations due to the description of </w:t>
-      </w:r>
-      <w:proofErr w:type="spellStart"/>
-      <w:r>
-        <w:rPr>
-          <w:lang w:val="en-150"/>
-        </w:rPr>
-        <w:t>jaccard</w:t>
-      </w:r>
-      <w:proofErr w:type="spellEnd"/>
-      <w:r>
-        <w:rPr>
-          <w:lang w:val="en-150"/>
-        </w:rPr>
-        <w:t xml:space="preserve"> coefficient.</w:t>
+        <w:t>This step then takes every (id, dictionary) pair and compares to the previously randomly picked paper. Yields the jaccard coefficient and id of that paper.</w:t>
+      </w:r>
+    </w:p>
+    <w:p>
+      <w:r>
+        <w:t>This step went through many iterations due to the description of jaccard coefficient.</w:t>
       </w:r>
     </w:p>
     <w:p>
       <w:pPr>
         <w:pStyle w:val="Quote"/>
-        <w:rPr>
-          <w:lang w:val="en-150"/>
-        </w:rPr>
-      </w:pPr>
-      <w:r>
-        <w:rPr>
-          <w:lang w:val="en-150"/>
-        </w:rPr>
+      </w:pPr>
+      <w:r>
         <w:t xml:space="preserve">(..) </w:t>
       </w:r>
       <w:r>
-        <w:rPr>
-          <w:lang w:val="en-150"/>
-        </w:rPr>
         <w:t>measures similarity as the intersection</w:t>
       </w:r>
       <w:r>
-        <w:rPr>
-          <w:lang w:val="en-150"/>
-        </w:rPr>
         <w:t xml:space="preserve"> </w:t>
       </w:r>
       <w:r>
-        <w:rPr>
-          <w:lang w:val="en-150"/>
-        </w:rPr>
         <w:t xml:space="preserve">divided by the union of the objects. </w:t>
       </w:r>
       <w:r>
-        <w:rPr>
-          <w:lang w:val="en-150"/>
-        </w:rPr>
         <w:br/>
         <w:t>(...) T</w:t>
       </w:r>
       <w:r>
-        <w:rPr>
-          <w:lang w:val="en-150"/>
-        </w:rPr>
         <w:t>he</w:t>
       </w:r>
       <w:r>
-        <w:rPr>
-          <w:lang w:val="en-150"/>
-        </w:rPr>
         <w:t xml:space="preserve"> </w:t>
       </w:r>
       <w:r>
-        <w:rPr>
-          <w:lang w:val="en-150"/>
-        </w:rPr>
         <w:t>Jaccard coefficient compares the sum weight of shared terms</w:t>
       </w:r>
       <w:r>
-        <w:rPr>
-          <w:lang w:val="en-150"/>
-        </w:rPr>
         <w:t xml:space="preserve"> </w:t>
       </w:r>
       <w:r>
-        <w:rPr>
-          <w:lang w:val="en-150"/>
-        </w:rPr>
         <w:t>to the sum weight of terms that are present in either of the</w:t>
       </w:r>
       <w:r>
-        <w:rPr>
-          <w:lang w:val="en-150"/>
-        </w:rPr>
         <w:t xml:space="preserve"> </w:t>
       </w:r>
       <w:r>
-        <w:rPr>
-          <w:lang w:val="en-150"/>
-        </w:rPr>
         <w:t xml:space="preserve">two  document </w:t>
       </w:r>
       <w:r>
-        <w:rPr>
-          <w:lang w:val="en-150"/>
-        </w:rPr>
         <w:br/>
       </w:r>
       <w:r>
-        <w:rPr>
-          <w:lang w:val="en-150"/>
-        </w:rPr>
         <w:t>but  are  not  the  shared  terms.</w:t>
       </w:r>
     </w:p>
     <w:p>
-      <w:pPr>
-        <w:rPr>
-          <w:lang w:val="en-150"/>
-        </w:rPr>
-      </w:pPr>
-      <w:r>
-        <w:rPr>
-          <w:lang w:val="en-150"/>
-        </w:rPr>
-        <w:t xml:space="preserve">First it was implemented in both </w:t>
-      </w:r>
-      <w:proofErr w:type="spellStart"/>
-      <w:r>
-        <w:rPr>
-          <w:lang w:val="en-150"/>
-        </w:rPr>
-        <w:t>numpy</w:t>
-      </w:r>
-      <w:proofErr w:type="spellEnd"/>
-      <w:r>
-        <w:rPr>
-          <w:lang w:val="en-150"/>
-        </w:rPr>
-        <w:t xml:space="preserve"> and base libraries, considering only the intersection divided by union of objects</w:t>
-      </w:r>
-      <w:r>
-        <w:rPr>
-          <w:lang w:val="en-150"/>
-        </w:rPr>
+      <w:r>
+        <w:t>First it was implemented in both numpy and base libraries, considering only the intersection divided by union of objects</w:t>
+      </w:r>
+      <w:r>
         <w:t xml:space="preserve"> </w:t>
       </w:r>
       <w:r>
         <w:rPr>
           <w:i/>
-          <w:lang w:val="en-150"/>
         </w:rPr>
         <w:t>(can be seen in JacardCoef_1)</w:t>
       </w:r>
       <w:r>
-        <w:rPr>
-          <w:lang w:val="en-150"/>
-        </w:rPr>
         <w:t xml:space="preserve">. </w:t>
       </w:r>
       <w:r>
-        <w:rPr>
-          <w:lang w:val="en-150"/>
-        </w:rPr>
         <w:br/>
       </w:r>
       <w:r>
-        <w:rPr>
-          <w:lang w:val="en-150"/>
-        </w:rPr>
         <w:t xml:space="preserve">This case didn’t take consideration of repeated words or their respective weights. </w:t>
       </w:r>
       <w:r>
-        <w:rPr>
-          <w:lang w:val="en-150"/>
-        </w:rPr>
         <w:br/>
       </w:r>
       <w:r>
-        <w:rPr>
-          <w:lang w:val="en-150"/>
-        </w:rPr>
         <w:t>The current implementation uses dictionary and weight values to do that</w:t>
       </w:r>
       <w:r>
-        <w:rPr>
-          <w:lang w:val="en-150"/>
-        </w:rPr>
         <w:t>.</w:t>
       </w:r>
     </w:p>
@@ -3090,7 +3049,6 @@
       <w:pPr>
         <w:rPr>
           <w:rFonts w:eastAsiaTheme="minorEastAsia"/>
-          <w:lang w:val="en-150"/>
         </w:rPr>
       </w:pPr>
       <m:oMathPara>
@@ -3098,16 +3056,16 @@
           <m:r>
             <w:rPr>
               <w:rFonts w:ascii="Cambria Math" w:hAnsi="Cambria Math"/>
-              <w:lang w:val="en-150"/>
             </w:rPr>
+            <w:lastRenderedPageBreak/>
             <m:t>i=sum of only mins of intersecting values</m:t>
           </m:r>
-          <w:bookmarkStart w:id="23" w:name="_GoBack"/>
-          <w:bookmarkEnd w:id="23"/>
           <m:r>
+            <m:rPr>
+              <m:sty m:val="p"/>
+            </m:rPr>
             <w:rPr>
               <w:rFonts w:ascii="Cambria Math" w:hAnsi="Cambria Math"/>
-              <w:lang w:val="en-150"/>
             </w:rPr>
             <w:br/>
           </m:r>
@@ -3116,14 +3074,15 @@
           <m:r>
             <w:rPr>
               <w:rFonts w:ascii="Cambria Math" w:eastAsiaTheme="minorEastAsia" w:hAnsi="Cambria Math"/>
-              <w:lang w:val="en-150"/>
             </w:rPr>
             <m:t>a=sum of input values of A;  b=sum of input values of B</m:t>
           </m:r>
           <m:r>
+            <m:rPr>
+              <m:sty m:val="p"/>
+            </m:rPr>
             <w:rPr>
               <w:rFonts w:ascii="Cambria Math" w:eastAsiaTheme="minorEastAsia" w:hAnsi="Cambria Math"/>
-              <w:lang w:val="en-150"/>
             </w:rPr>
             <w:br/>
           </m:r>
@@ -3132,7 +3091,6 @@
           <m:r>
             <w:rPr>
               <w:rFonts w:ascii="Cambria Math" w:eastAsiaTheme="minorEastAsia" w:hAnsi="Cambria Math"/>
-              <w:lang w:val="en-150"/>
             </w:rPr>
             <m:t xml:space="preserve">Jaccard Dist=1- </m:t>
           </m:r>
@@ -3142,7 +3100,6 @@
                 <w:rPr>
                   <w:rFonts w:ascii="Cambria Math" w:eastAsiaTheme="minorEastAsia" w:hAnsi="Cambria Math"/>
                   <w:i/>
-                  <w:lang w:val="en-150"/>
                 </w:rPr>
               </m:ctrlPr>
             </m:fPr>
@@ -3150,7 +3107,6 @@
               <m:r>
                 <w:rPr>
                   <w:rFonts w:ascii="Cambria Math" w:eastAsiaTheme="minorEastAsia" w:hAnsi="Cambria Math"/>
-                  <w:lang w:val="en-150"/>
                 </w:rPr>
                 <m:t>i</m:t>
               </m:r>
@@ -3159,7 +3115,6 @@
               <m:r>
                 <w:rPr>
                   <w:rFonts w:ascii="Cambria Math" w:eastAsiaTheme="minorEastAsia" w:hAnsi="Cambria Math"/>
-                  <w:lang w:val="en-150"/>
                 </w:rPr>
                 <m:t>a+b-i</m:t>
               </m:r>
@@ -3172,95 +3127,50 @@
       <w:pPr>
         <w:rPr>
           <w:rFonts w:eastAsiaTheme="minorEastAsia"/>
-          <w:lang w:val="en-150"/>
-        </w:rPr>
-      </w:pPr>
-    </w:p>
-    <w:p>
-      <w:pPr>
-        <w:rPr>
-          <w:lang w:val="en-150"/>
-        </w:rPr>
-      </w:pPr>
-      <w:proofErr w:type="spellStart"/>
+        </w:rPr>
+      </w:pPr>
+    </w:p>
+    <w:p>
       <w:r>
         <w:rPr>
           <w:b/>
-          <w:lang w:val="en-150"/>
-        </w:rPr>
-        <w:t>Reduce_max_sim</w:t>
-      </w:r>
-      <w:proofErr w:type="spellEnd"/>
-      <w:r>
-        <w:rPr>
-          <w:b/>
-          <w:lang w:val="en-150"/>
-        </w:rPr>
-        <w:t xml:space="preserve"> step</w:t>
-      </w:r>
-      <w:r>
-        <w:rPr>
-          <w:lang w:val="en-150"/>
-        </w:rPr>
+        </w:rPr>
+        <w:t>Reduce_max_sim step</w:t>
+      </w:r>
+      <w:r>
         <w:br/>
         <w:t>This step then looks into the output of previous step and yields maximum value.</w:t>
       </w:r>
       <w:r>
-        <w:rPr>
-          <w:lang w:val="en-150"/>
-        </w:rPr>
         <w:br/>
         <w:t xml:space="preserve">Providing an output of </w:t>
       </w:r>
       <w:r>
-        <w:rPr>
-          <w:lang w:val="en-150"/>
-        </w:rPr>
         <w:br/>
       </w:r>
       <w:r>
-        <w:rPr>
-          <w:lang w:val="en-150"/>
-        </w:rPr>
         <w:t>Random</w:t>
       </w:r>
       <w:r>
-        <w:rPr>
-          <w:lang w:val="en-150"/>
-        </w:rPr>
         <w:t>ly Picked ID</w:t>
       </w:r>
       <w:r>
-        <w:rPr>
-          <w:lang w:val="en-150"/>
-        </w:rPr>
         <w:t>, [</w:t>
       </w:r>
       <w:r>
-        <w:rPr>
-          <w:lang w:val="en-150"/>
-        </w:rPr>
         <w:t xml:space="preserve"> Maximum Jaccard Result</w:t>
       </w:r>
       <w:r>
-        <w:rPr>
-          <w:lang w:val="en-150"/>
-        </w:rPr>
         <w:t xml:space="preserve">, </w:t>
       </w:r>
       <w:r>
-        <w:rPr>
-          <w:lang w:val="en-150"/>
-        </w:rPr>
         <w:t xml:space="preserve">Maximum Matched Result </w:t>
       </w:r>
       <w:r>
-        <w:rPr>
-          <w:lang w:val="en-150"/>
-        </w:rPr>
         <w:t>]</w:t>
       </w:r>
     </w:p>
+    <w:p/>
     <w:p>
       <w:pPr>
         <w:pStyle w:val="Heading2"/>
@@ -3268,43 +3178,33 @@
           <w:ilvl w:val="1"/>
           <w:numId w:val="5"/>
         </w:numPr>
-        <w:rPr>
-          <w:lang w:val="en-150"/>
-        </w:rPr>
-      </w:pPr>
-      <w:bookmarkStart w:id="24" w:name="_Toc29643650"/>
+      </w:pPr>
+      <w:bookmarkStart w:id="24" w:name="_Toc29733784"/>
       <w:r>
         <w:rPr>
           <w:b/>
-          <w:lang w:val="en-150"/>
         </w:rPr>
         <w:t xml:space="preserve">Task </w:t>
       </w:r>
       <w:r>
         <w:rPr>
           <w:b/>
-          <w:lang w:val="en-150"/>
         </w:rPr>
         <w:t>6</w:t>
       </w:r>
       <w:r>
         <w:rPr>
           <w:b/>
-          <w:lang w:val="en-150"/>
         </w:rPr>
         <w:t>:</w:t>
       </w:r>
       <w:r>
         <w:rPr>
           <w:b/>
-          <w:lang w:val="en-150"/>
         </w:rPr>
         <w:t xml:space="preserve"> </w:t>
       </w:r>
       <w:r>
-        <w:rPr>
-          <w:lang w:val="en-150"/>
-        </w:rPr>
         <w:t>Cosine similarity</w:t>
       </w:r>
       <w:bookmarkEnd w:id="24"/>
@@ -3312,9 +3212,913 @@
     <w:p>
       <w:pPr>
         <w:rPr>
-          <w:lang w:val="en-150"/>
-        </w:rPr>
-      </w:pPr>
+          <w:lang w:val="en-US"/>
+        </w:rPr>
+      </w:pPr>
+      <w:r>
+        <w:rPr>
+          <w:lang w:val="en-US"/>
+        </w:rPr>
+        <w:t xml:space="preserve">Similar to the previous section, the first mapper has to </w:t>
+      </w:r>
+      <w:proofErr w:type="spellStart"/>
+      <w:r>
+        <w:rPr>
+          <w:i/>
+          <w:lang w:val="en-US"/>
+        </w:rPr>
+        <w:t>mapper_raw</w:t>
+      </w:r>
+      <w:proofErr w:type="spellEnd"/>
+      <w:r>
+        <w:rPr>
+          <w:lang w:val="en-US"/>
+        </w:rPr>
+        <w:t xml:space="preserve"> in order to tackle the JSON input file. The steps followed are as follows:</w:t>
+      </w:r>
+    </w:p>
+    <w:p>
+      <w:pPr>
+        <w:rPr>
+          <w:b/>
+        </w:rPr>
+      </w:pPr>
+      <w:r>
+        <w:rPr>
+          <w:b/>
+        </w:rPr>
+        <w:t>mapper_raw step</w:t>
+      </w:r>
+      <w:r>
+        <w:rPr>
+          <w:b/>
+        </w:rPr>
+        <w:br/>
+      </w:r>
+      <w:r>
+        <w:t>Initially loads json file using json library, then picks one random paper using random library.</w:t>
+      </w:r>
+    </w:p>
+    <w:p>
+      <w:pPr>
+        <w:rPr>
+          <w:lang w:val="en-US"/>
+        </w:rPr>
+      </w:pPr>
+      <w:r>
+        <w:rPr>
+          <w:lang w:val="en-US"/>
+        </w:rPr>
+        <w:t>Each mapper then returns the id, title and the content of each article. The text content is preprocessed to remove all punctuations and numbers. It is also stemmed in order to facilitate better similarity calculation. Snowball stemmer was preferred here.</w:t>
+      </w:r>
+    </w:p>
+    <w:p>
+      <w:pPr>
+        <w:rPr>
+          <w:b/>
+          <w:lang w:val="en-US"/>
+        </w:rPr>
+      </w:pPr>
+      <w:r>
+        <w:rPr>
+          <w:b/>
+          <w:lang w:val="en-US"/>
+        </w:rPr>
+        <w:t>Reducer</w:t>
+      </w:r>
+    </w:p>
+    <w:p>
+      <w:pPr>
+        <w:rPr>
+          <w:u w:val="single"/>
+          <w:lang w:val="en-US"/>
+        </w:rPr>
+      </w:pPr>
+      <w:r>
+        <w:rPr>
+          <w:u w:val="single"/>
+          <w:lang w:val="en-US"/>
+        </w:rPr>
+        <w:t>TF-IDF</w:t>
+      </w:r>
+    </w:p>
+    <w:p>
+      <w:pPr>
+        <w:rPr>
+          <w:lang w:val="en-US"/>
+        </w:rPr>
+      </w:pPr>
+      <w:r>
+        <w:rPr>
+          <w:lang w:val="en-US"/>
+        </w:rPr>
+        <w:t xml:space="preserve">The reducer </w:t>
+      </w:r>
+      <w:r>
+        <w:rPr>
+          <w:lang w:val="en-US"/>
+        </w:rPr>
+        <w:t>will receive all articles from all mappers. There after the TF-IDF vector is calculated for each article. It must be noted that TF-IDF calculation is different from word counter and requires the presence of all articles together.</w:t>
+      </w:r>
+    </w:p>
+    <w:p>
+      <w:pPr>
+        <w:jc w:val="center"/>
+        <w:rPr>
+          <w:lang w:val="en-US"/>
+        </w:rPr>
+      </w:pPr>
+      <w:r>
+        <w:rPr>
+          <w:lang w:val="en-US"/>
+        </w:rPr>
+        <w:drawing>
+          <wp:inline distT="0" distB="0" distL="0" distR="0" wp14:anchorId="4B1BB9ED" wp14:editId="01B89FC1">
+            <wp:extent cx="2225233" cy="358171"/>
+            <wp:effectExtent l="0" t="0" r="3810" b="3810"/>
+            <wp:docPr id="1" name="Picture 1"/>
+            <wp:cNvGraphicFramePr>
+              <a:graphicFrameLocks xmlns:a="http://schemas.openxmlformats.org/drawingml/2006/main" noChangeAspect="1"/>
+            </wp:cNvGraphicFramePr>
+            <a:graphic xmlns:a="http://schemas.openxmlformats.org/drawingml/2006/main">
+              <a:graphicData uri="http://schemas.openxmlformats.org/drawingml/2006/picture">
+                <pic:pic xmlns:pic="http://schemas.openxmlformats.org/drawingml/2006/picture">
+                  <pic:nvPicPr>
+                    <pic:cNvPr id="1" name=""/>
+                    <pic:cNvPicPr/>
+                  </pic:nvPicPr>
+                  <pic:blipFill>
+                    <a:blip r:embed="rId11"/>
+                    <a:stretch>
+                      <a:fillRect/>
+                    </a:stretch>
+                  </pic:blipFill>
+                  <pic:spPr>
+                    <a:xfrm>
+                      <a:off x="0" y="0"/>
+                      <a:ext cx="2225233" cy="358171"/>
+                    </a:xfrm>
+                    <a:prstGeom prst="rect">
+                      <a:avLst/>
+                    </a:prstGeom>
+                  </pic:spPr>
+                </pic:pic>
+              </a:graphicData>
+            </a:graphic>
+          </wp:inline>
+        </w:drawing>
+      </w:r>
+    </w:p>
+    <w:p>
+      <w:pPr>
+        <w:spacing w:after="0"/>
+        <w:rPr>
+          <w:lang w:val="en-US"/>
+        </w:rPr>
+      </w:pPr>
+      <w:r>
+        <w:rPr>
+          <w:b/>
+          <w:lang w:val="en-US"/>
+        </w:rPr>
+        <w:t>t</w:t>
+      </w:r>
+      <w:r>
+        <w:rPr>
+          <w:lang w:val="en-US"/>
+        </w:rPr>
+        <w:t xml:space="preserve"> = word , </w:t>
+      </w:r>
+    </w:p>
+    <w:p>
+      <w:pPr>
+        <w:spacing w:after="0"/>
+        <w:rPr>
+          <w:lang w:val="en-US"/>
+        </w:rPr>
+      </w:pPr>
+      <w:r>
+        <w:rPr>
+          <w:b/>
+          <w:lang w:val="en-US"/>
+        </w:rPr>
+        <w:t>d</w:t>
+      </w:r>
+      <w:r>
+        <w:rPr>
+          <w:lang w:val="en-US"/>
+        </w:rPr>
+        <w:t xml:space="preserve"> = a particular document</w:t>
+      </w:r>
+    </w:p>
+    <w:p>
+      <w:pPr>
+        <w:spacing w:after="0"/>
+        <w:rPr>
+          <w:lang w:val="en-US"/>
+        </w:rPr>
+      </w:pPr>
+      <w:r>
+        <w:rPr>
+          <w:b/>
+          <w:lang w:val="en-US"/>
+        </w:rPr>
+        <w:t>D</w:t>
+      </w:r>
+      <w:r>
+        <w:rPr>
+          <w:lang w:val="en-US"/>
+        </w:rPr>
+        <w:t xml:space="preserve"> = all documents.</w:t>
+      </w:r>
+    </w:p>
+    <w:p>
+      <w:pPr>
+        <w:spacing w:after="0"/>
+        <w:rPr>
+          <w:lang w:val="en-US"/>
+        </w:rPr>
+      </w:pPr>
+      <w:proofErr w:type="spellStart"/>
+      <w:r>
+        <w:rPr>
+          <w:b/>
+          <w:lang w:val="en-US"/>
+        </w:rPr>
+        <w:t>tf</w:t>
+      </w:r>
+      <w:proofErr w:type="spellEnd"/>
+      <w:r>
+        <w:rPr>
+          <w:b/>
+          <w:lang w:val="en-US"/>
+        </w:rPr>
+        <w:t>(</w:t>
+      </w:r>
+      <w:proofErr w:type="spellStart"/>
+      <w:r>
+        <w:rPr>
+          <w:b/>
+          <w:lang w:val="en-US"/>
+        </w:rPr>
+        <w:t>t,d</w:t>
+      </w:r>
+      <w:proofErr w:type="spellEnd"/>
+      <w:r>
+        <w:rPr>
+          <w:b/>
+          <w:lang w:val="en-US"/>
+        </w:rPr>
+        <w:t>)</w:t>
+      </w:r>
+      <w:r>
+        <w:rPr>
+          <w:lang w:val="en-US"/>
+        </w:rPr>
+        <w:t xml:space="preserve"> = term frequency of word t in the document d.</w:t>
+      </w:r>
+    </w:p>
+    <w:p>
+      <w:pPr>
+        <w:spacing w:after="0"/>
+        <w:rPr>
+          <w:lang w:val="en-US"/>
+        </w:rPr>
+      </w:pPr>
+      <w:r>
+        <w:rPr>
+          <w:b/>
+          <w:lang w:val="en-US"/>
+        </w:rPr>
+        <w:t>document frequency</w:t>
+      </w:r>
+      <w:r>
+        <w:rPr>
+          <w:lang w:val="en-US"/>
+        </w:rPr>
+        <w:t xml:space="preserve"> </w:t>
+      </w:r>
+      <w:r>
+        <w:rPr>
+          <w:lang w:val="en-US"/>
+        </w:rPr>
+        <w:t xml:space="preserve">(df) </w:t>
+      </w:r>
+      <w:r>
+        <w:rPr>
+          <w:lang w:val="en-US"/>
+        </w:rPr>
+        <w:t xml:space="preserve">= </w:t>
+      </w:r>
+      <w:r>
+        <w:rPr>
+          <w:lang w:val="en-US"/>
+        </w:rPr>
+        <w:t xml:space="preserve">The ratio of </w:t>
+      </w:r>
+      <w:r>
+        <w:rPr>
+          <w:lang w:val="en-US"/>
+        </w:rPr>
+        <w:t xml:space="preserve">number of documents in which the word d appears </w:t>
+      </w:r>
+      <w:r>
+        <w:rPr>
+          <w:lang w:val="en-US"/>
+        </w:rPr>
+        <w:t>and the total number of documents in the corpora.</w:t>
+      </w:r>
+    </w:p>
+    <w:p>
+      <w:pPr>
+        <w:spacing w:after="0"/>
+        <w:rPr>
+          <w:lang w:val="en-US"/>
+        </w:rPr>
+      </w:pPr>
+      <w:r>
+        <w:rPr>
+          <w:b/>
+          <w:lang w:val="en-US"/>
+        </w:rPr>
+        <w:t xml:space="preserve">Inverse document frequency </w:t>
+      </w:r>
+      <w:r>
+        <w:rPr>
+          <w:lang w:val="en-US"/>
+        </w:rPr>
+        <w:t>(</w:t>
+      </w:r>
+      <w:r>
+        <w:rPr>
+          <w:b/>
+          <w:lang w:val="en-US"/>
+        </w:rPr>
+        <w:t xml:space="preserve">  </w:t>
+      </w:r>
+      <w:proofErr w:type="spellStart"/>
+      <w:r>
+        <w:rPr>
+          <w:lang w:val="en-US"/>
+        </w:rPr>
+        <w:t>idf</w:t>
+      </w:r>
+      <w:proofErr w:type="spellEnd"/>
+      <w:r>
+        <w:rPr>
+          <w:lang w:val="en-US"/>
+        </w:rPr>
+        <w:t>(</w:t>
+      </w:r>
+      <w:proofErr w:type="spellStart"/>
+      <w:r>
+        <w:rPr>
+          <w:lang w:val="en-US"/>
+        </w:rPr>
+        <w:t>t,D</w:t>
+      </w:r>
+      <w:proofErr w:type="spellEnd"/>
+      <w:r>
+        <w:rPr>
+          <w:lang w:val="en-US"/>
+        </w:rPr>
+        <w:t xml:space="preserve">) </w:t>
+      </w:r>
+      <w:r>
+        <w:rPr>
+          <w:lang w:val="en-US"/>
+        </w:rPr>
+        <w:t>) = log( 1/ df)</w:t>
+      </w:r>
+    </w:p>
+    <w:p>
+      <w:pPr>
+        <w:spacing w:after="0"/>
+        <w:rPr>
+          <w:lang w:val="en-US"/>
+        </w:rPr>
+      </w:pPr>
+    </w:p>
+    <w:p>
+      <w:pPr>
+        <w:spacing w:after="0"/>
+        <w:jc w:val="center"/>
+        <w:rPr>
+          <w:lang w:val="en-US"/>
+        </w:rPr>
+      </w:pPr>
+      <w:r>
+        <w:rPr>
+          <w:lang w:val="en-US"/>
+        </w:rPr>
+        <w:drawing>
+          <wp:inline distT="0" distB="0" distL="0" distR="0" wp14:anchorId="58957DA0" wp14:editId="7A0158C2">
+            <wp:extent cx="2042337" cy="518205"/>
+            <wp:effectExtent l="0" t="0" r="0" b="0"/>
+            <wp:docPr id="2" name="Picture 2"/>
+            <wp:cNvGraphicFramePr>
+              <a:graphicFrameLocks xmlns:a="http://schemas.openxmlformats.org/drawingml/2006/main" noChangeAspect="1"/>
+            </wp:cNvGraphicFramePr>
+            <a:graphic xmlns:a="http://schemas.openxmlformats.org/drawingml/2006/main">
+              <a:graphicData uri="http://schemas.openxmlformats.org/drawingml/2006/picture">
+                <pic:pic xmlns:pic="http://schemas.openxmlformats.org/drawingml/2006/picture">
+                  <pic:nvPicPr>
+                    <pic:cNvPr id="1" name=""/>
+                    <pic:cNvPicPr/>
+                  </pic:nvPicPr>
+                  <pic:blipFill>
+                    <a:blip r:embed="rId12"/>
+                    <a:stretch>
+                      <a:fillRect/>
+                    </a:stretch>
+                  </pic:blipFill>
+                  <pic:spPr>
+                    <a:xfrm>
+                      <a:off x="0" y="0"/>
+                      <a:ext cx="2042337" cy="518205"/>
+                    </a:xfrm>
+                    <a:prstGeom prst="rect">
+                      <a:avLst/>
+                    </a:prstGeom>
+                  </pic:spPr>
+                </pic:pic>
+              </a:graphicData>
+            </a:graphic>
+          </wp:inline>
+        </w:drawing>
+      </w:r>
+    </w:p>
+    <w:p>
+      <w:pPr>
+        <w:rPr>
+          <w:lang w:val="en-US"/>
+        </w:rPr>
+      </w:pPr>
+    </w:p>
+    <w:p>
+      <w:pPr>
+        <w:rPr>
+          <w:lang w:val="en-US"/>
+        </w:rPr>
+      </w:pPr>
+      <w:r>
+        <w:rPr>
+          <w:lang w:val="en-US"/>
+        </w:rPr>
+        <w:t>After the calculation of TF-IDF vectors for every article, the cosine similarity can be calculated using these vectors.</w:t>
+      </w:r>
+    </w:p>
+    <w:p>
+      <w:pPr>
+        <w:rPr>
+          <w:u w:val="single"/>
+          <w:lang w:val="en-US"/>
+        </w:rPr>
+      </w:pPr>
+      <w:r>
+        <w:rPr>
+          <w:u w:val="single"/>
+          <w:lang w:val="en-US"/>
+        </w:rPr>
+        <w:t>C</w:t>
+      </w:r>
+      <w:r>
+        <w:rPr>
+          <w:u w:val="single"/>
+          <w:lang w:val="en-US"/>
+        </w:rPr>
+        <w:t>o</w:t>
+      </w:r>
+      <w:r>
+        <w:rPr>
+          <w:u w:val="single"/>
+          <w:lang w:val="en-US"/>
+        </w:rPr>
+        <w:t>s</w:t>
+      </w:r>
+      <w:r>
+        <w:rPr>
+          <w:u w:val="single"/>
+          <w:lang w:val="en-US"/>
+        </w:rPr>
+        <w:t>i</w:t>
+      </w:r>
+      <w:r>
+        <w:rPr>
+          <w:u w:val="single"/>
+          <w:lang w:val="en-US"/>
+        </w:rPr>
+        <w:t>ne Similarity</w:t>
+      </w:r>
+    </w:p>
+    <w:p>
+      <w:pPr>
+        <w:rPr>
+          <w:lang w:val="en-US"/>
+        </w:rPr>
+      </w:pPr>
+      <w:r>
+        <w:rPr>
+          <w:lang w:val="en-US"/>
+        </w:rPr>
+        <w:t xml:space="preserve">The cosine similarity between </w:t>
+      </w:r>
+      <w:r>
+        <w:rPr>
+          <w:lang w:val="en-US"/>
+        </w:rPr>
+        <w:t>two vectors is the cosine of the angle between the vectors. The mathematical formulae is as follows:</w:t>
+      </w:r>
+      <w:sdt>
+        <w:sdtPr>
+          <w:rPr>
+            <w:lang w:val="en-US"/>
+          </w:rPr>
+          <w:id w:val="1534931289"/>
+          <w:citation/>
+        </w:sdtPr>
+        <w:sdtContent>
+          <w:r>
+            <w:rPr>
+              <w:lang w:val="en-US"/>
+            </w:rPr>
+            <w:fldChar w:fldCharType="begin"/>
+          </w:r>
+          <w:r>
+            <w:rPr>
+              <w:lang w:val="en-US"/>
+            </w:rPr>
+            <w:instrText xml:space="preserve"> CITATION htt34 \l 1033 </w:instrText>
+          </w:r>
+          <w:r>
+            <w:rPr>
+              <w:lang w:val="en-US"/>
+            </w:rPr>
+            <w:fldChar w:fldCharType="separate"/>
+          </w:r>
+          <w:r>
+            <w:rPr>
+              <w:noProof/>
+              <w:lang w:val="en-US"/>
+            </w:rPr>
+            <w:t xml:space="preserve"> </w:t>
+          </w:r>
+          <w:r>
+            <w:rPr>
+              <w:noProof/>
+              <w:lang w:val="en-US"/>
+            </w:rPr>
+            <w:t>[1]</w:t>
+          </w:r>
+          <w:r>
+            <w:rPr>
+              <w:lang w:val="en-US"/>
+            </w:rPr>
+            <w:fldChar w:fldCharType="end"/>
+          </w:r>
+        </w:sdtContent>
+      </w:sdt>
+    </w:p>
+    <w:p>
+      <w:pPr>
+        <w:jc w:val="center"/>
+        <w:rPr>
+          <w:lang w:val="en-US"/>
+        </w:rPr>
+      </w:pPr>
+      <w:r>
+        <w:rPr>
+          <w:lang w:val="en-US"/>
+        </w:rPr>
+        <w:lastRenderedPageBreak/>
+        <w:drawing>
+          <wp:inline distT="0" distB="0" distL="0" distR="0" wp14:anchorId="540E80E3" wp14:editId="4B736100">
+            <wp:extent cx="3307367" cy="983065"/>
+            <wp:effectExtent l="0" t="0" r="7620" b="7620"/>
+            <wp:docPr id="3" name="Picture 3"/>
+            <wp:cNvGraphicFramePr>
+              <a:graphicFrameLocks xmlns:a="http://schemas.openxmlformats.org/drawingml/2006/main" noChangeAspect="1"/>
+            </wp:cNvGraphicFramePr>
+            <a:graphic xmlns:a="http://schemas.openxmlformats.org/drawingml/2006/main">
+              <a:graphicData uri="http://schemas.openxmlformats.org/drawingml/2006/picture">
+                <pic:pic xmlns:pic="http://schemas.openxmlformats.org/drawingml/2006/picture">
+                  <pic:nvPicPr>
+                    <pic:cNvPr id="1" name=""/>
+                    <pic:cNvPicPr/>
+                  </pic:nvPicPr>
+                  <pic:blipFill>
+                    <a:blip r:embed="rId13"/>
+                    <a:stretch>
+                      <a:fillRect/>
+                    </a:stretch>
+                  </pic:blipFill>
+                  <pic:spPr>
+                    <a:xfrm>
+                      <a:off x="0" y="0"/>
+                      <a:ext cx="3307367" cy="983065"/>
+                    </a:xfrm>
+                    <a:prstGeom prst="rect">
+                      <a:avLst/>
+                    </a:prstGeom>
+                  </pic:spPr>
+                </pic:pic>
+              </a:graphicData>
+            </a:graphic>
+          </wp:inline>
+        </w:drawing>
+      </w:r>
+    </w:p>
+    <w:p>
+      <w:pPr>
+        <w:rPr>
+          <w:lang w:val="en-US"/>
+        </w:rPr>
+      </w:pPr>
+      <w:r>
+        <w:rPr>
+          <w:lang w:val="en-US"/>
+        </w:rPr>
+        <w:t>Here A and B are the vectors</w:t>
+      </w:r>
+      <w:r>
+        <w:rPr>
+          <w:lang w:val="en-US"/>
+        </w:rPr>
+        <w:t>.</w:t>
+      </w:r>
+    </w:p>
+    <w:p/>
+    <w:p>
+      <w:pPr>
+        <w:rPr>
+          <w:u w:val="single"/>
+          <w:lang w:val="en-US"/>
+        </w:rPr>
+      </w:pPr>
+      <w:r>
+        <w:rPr>
+          <w:u w:val="single"/>
+          <w:lang w:val="en-US"/>
+        </w:rPr>
+        <w:t>Python Implementation</w:t>
+      </w:r>
+    </w:p>
+    <w:p>
+      <w:pPr>
+        <w:rPr>
+          <w:lang w:val="en-US"/>
+        </w:rPr>
+      </w:pPr>
+      <w:r>
+        <w:rPr>
+          <w:lang w:val="en-US"/>
+        </w:rPr>
+        <w:t xml:space="preserve">It must </w:t>
+      </w:r>
+      <w:r>
+        <w:rPr>
+          <w:lang w:val="en-US"/>
+        </w:rPr>
+        <w:t xml:space="preserve">be noted that the cosine similarity does not take into consideration the magnitude of the vectors. Also the TF-IDF component outputs the vectors in row </w:t>
+      </w:r>
+      <w:proofErr w:type="spellStart"/>
+      <w:r>
+        <w:rPr>
+          <w:lang w:val="en-US"/>
+        </w:rPr>
+        <w:t>normalised</w:t>
+      </w:r>
+      <w:proofErr w:type="spellEnd"/>
+      <w:r>
+        <w:rPr>
+          <w:lang w:val="en-US"/>
+        </w:rPr>
+        <w:t xml:space="preserve"> format. </w:t>
+      </w:r>
+      <w:sdt>
+        <w:sdtPr>
+          <w:rPr>
+            <w:lang w:val="en-US"/>
+          </w:rPr>
+          <w:id w:val="-1042128711"/>
+          <w:citation/>
+        </w:sdtPr>
+        <w:sdtContent>
+          <w:r>
+            <w:rPr>
+              <w:lang w:val="en-US"/>
+            </w:rPr>
+            <w:fldChar w:fldCharType="begin"/>
+          </w:r>
+          <w:r>
+            <w:rPr>
+              <w:lang w:val="en-US"/>
+            </w:rPr>
+            <w:instrText xml:space="preserve"> CITATION htt35 \l 1033 </w:instrText>
+          </w:r>
+          <w:r>
+            <w:rPr>
+              <w:lang w:val="en-US"/>
+            </w:rPr>
+            <w:fldChar w:fldCharType="separate"/>
+          </w:r>
+          <w:r>
+            <w:rPr>
+              <w:noProof/>
+              <w:lang w:val="en-US"/>
+            </w:rPr>
+            <w:t>[2]</w:t>
+          </w:r>
+          <w:r>
+            <w:rPr>
+              <w:lang w:val="en-US"/>
+            </w:rPr>
+            <w:fldChar w:fldCharType="end"/>
+          </w:r>
+        </w:sdtContent>
+      </w:sdt>
+    </w:p>
+    <w:p>
+      <w:pPr>
+        <w:rPr>
+          <w:lang w:val="en-US"/>
+        </w:rPr>
+      </w:pPr>
+      <w:r>
+        <w:rPr>
+          <w:lang w:val="en-US"/>
+        </w:rPr>
+        <w:t xml:space="preserve">Hence the dot product of the vectors is sufficient to calculate the cosine of the angle. This </w:t>
+      </w:r>
+      <w:proofErr w:type="spellStart"/>
+      <w:r>
+        <w:rPr>
+          <w:lang w:val="en-US"/>
+        </w:rPr>
+        <w:t>tep</w:t>
+      </w:r>
+      <w:proofErr w:type="spellEnd"/>
+      <w:r>
+        <w:rPr>
+          <w:lang w:val="en-US"/>
+        </w:rPr>
+        <w:t xml:space="preserve"> is performed by the </w:t>
+      </w:r>
+      <w:proofErr w:type="spellStart"/>
+      <w:r>
+        <w:rPr>
+          <w:i/>
+          <w:lang w:val="en-US"/>
+        </w:rPr>
+        <w:t>linear_kernel</w:t>
+      </w:r>
+      <w:proofErr w:type="spellEnd"/>
+      <w:r>
+        <w:rPr>
+          <w:lang w:val="en-US"/>
+        </w:rPr>
+        <w:t xml:space="preserve"> function of the </w:t>
+      </w:r>
+      <w:proofErr w:type="spellStart"/>
+      <w:r>
+        <w:rPr>
+          <w:i/>
+          <w:lang w:val="en-US"/>
+        </w:rPr>
+        <w:t>scikit</w:t>
+      </w:r>
+      <w:proofErr w:type="spellEnd"/>
+      <w:r>
+        <w:rPr>
+          <w:i/>
+          <w:lang w:val="en-US"/>
+        </w:rPr>
+        <w:t xml:space="preserve"> learn</w:t>
+      </w:r>
+      <w:r>
+        <w:rPr>
+          <w:lang w:val="en-US"/>
+        </w:rPr>
+        <w:t xml:space="preserve"> library.</w:t>
+      </w:r>
+      <w:r>
+        <w:rPr>
+          <w:lang w:val="en-US"/>
+        </w:rPr>
+        <w:t xml:space="preserve"> The linear kernel calculation is as follows:</w:t>
+      </w:r>
+    </w:p>
+    <w:p>
+      <w:pPr>
+        <w:jc w:val="center"/>
+        <w:rPr>
+          <w:lang w:val="en-US"/>
+        </w:rPr>
+      </w:pPr>
+      <w:r>
+        <w:rPr>
+          <w:lang w:val="en-US"/>
+        </w:rPr>
+        <w:drawing>
+          <wp:inline distT="0" distB="0" distL="0" distR="0" wp14:anchorId="56E58C72" wp14:editId="3F49D931">
+            <wp:extent cx="1074513" cy="350550"/>
+            <wp:effectExtent l="0" t="0" r="0" b="0"/>
+            <wp:docPr id="4" name="Picture 4"/>
+            <wp:cNvGraphicFramePr>
+              <a:graphicFrameLocks xmlns:a="http://schemas.openxmlformats.org/drawingml/2006/main" noChangeAspect="1"/>
+            </wp:cNvGraphicFramePr>
+            <a:graphic xmlns:a="http://schemas.openxmlformats.org/drawingml/2006/main">
+              <a:graphicData uri="http://schemas.openxmlformats.org/drawingml/2006/picture">
+                <pic:pic xmlns:pic="http://schemas.openxmlformats.org/drawingml/2006/picture">
+                  <pic:nvPicPr>
+                    <pic:cNvPr id="1" name=""/>
+                    <pic:cNvPicPr/>
+                  </pic:nvPicPr>
+                  <pic:blipFill>
+                    <a:blip r:embed="rId14"/>
+                    <a:stretch>
+                      <a:fillRect/>
+                    </a:stretch>
+                  </pic:blipFill>
+                  <pic:spPr>
+                    <a:xfrm>
+                      <a:off x="0" y="0"/>
+                      <a:ext cx="1074513" cy="350550"/>
+                    </a:xfrm>
+                    <a:prstGeom prst="rect">
+                      <a:avLst/>
+                    </a:prstGeom>
+                  </pic:spPr>
+                </pic:pic>
+              </a:graphicData>
+            </a:graphic>
+          </wp:inline>
+        </w:drawing>
+      </w:r>
+    </w:p>
+    <w:p>
+      <w:pPr>
+        <w:rPr>
+          <w:lang w:val="en-US"/>
+        </w:rPr>
+      </w:pPr>
+      <w:r>
+        <w:rPr>
+          <w:lang w:val="en-US"/>
+        </w:rPr>
+        <w:t>This step eliminates the running nested loops and is hence faster.</w:t>
+      </w:r>
+    </w:p>
+    <w:p>
+      <w:pPr>
+        <w:rPr>
+          <w:lang w:val="en-US"/>
+        </w:rPr>
+      </w:pPr>
+      <w:r>
+        <w:rPr>
+          <w:lang w:val="en-US"/>
+        </w:rPr>
+        <w:t>The linear kernel step produces the final (n x n )cosine similarity matrix where n is the number of articles. Each row of the matrix belongs to a particular article and has the similarity scores with all other articles.</w:t>
+      </w:r>
+    </w:p>
+    <w:p>
+      <w:pPr>
+        <w:rPr>
+          <w:lang w:val="en-US"/>
+        </w:rPr>
+      </w:pPr>
+      <w:r>
+        <w:rPr>
+          <w:lang w:val="en-US"/>
+        </w:rPr>
+        <w:t xml:space="preserve">The </w:t>
+      </w:r>
+      <w:r>
+        <w:rPr>
+          <w:i/>
+        </w:rPr>
+        <w:t>randompick</w:t>
+      </w:r>
+      <w:r>
+        <w:rPr>
+          <w:lang w:val="en-US"/>
+        </w:rPr>
+        <w:t xml:space="preserve"> function chooses a random article id (x) and the final output of the reducer is the element in the similarity matrix , corresponding to the row of x, which has the highest similarity score.</w:t>
+      </w:r>
+    </w:p>
+    <w:p>
+      <w:pPr>
+        <w:rPr>
+          <w:lang w:val="en-US"/>
+        </w:rPr>
+      </w:pPr>
+      <w:r>
+        <w:rPr>
+          <w:lang w:val="en-US"/>
+        </w:rPr>
+        <w:t>The reducer finally returns the (id, title) for the most similar article.</w:t>
+      </w:r>
     </w:p>
     <w:p>
       <w:pPr>
@@ -3323,16 +4127,9 @@
           <w:ilvl w:val="0"/>
           <w:numId w:val="5"/>
         </w:numPr>
-        <w:rPr>
-          <w:lang w:val="en-150"/>
-        </w:rPr>
-      </w:pPr>
-      <w:bookmarkStart w:id="25" w:name="_Toc29643651"/>
-      <w:r>
-        <w:rPr>
-          <w:lang w:val="en-150"/>
-        </w:rPr>
-        <w:lastRenderedPageBreak/>
+      </w:pPr>
+      <w:bookmarkStart w:id="25" w:name="_Toc29733785"/>
+      <w:r>
         <w:t>Matrix Multiplication Task</w:t>
       </w:r>
       <w:bookmarkEnd w:id="25"/>
@@ -3344,100 +4141,59 @@
           <w:ilvl w:val="1"/>
           <w:numId w:val="5"/>
         </w:numPr>
-        <w:rPr>
-          <w:lang w:val="en-150"/>
-        </w:rPr>
-      </w:pPr>
-      <w:bookmarkStart w:id="26" w:name="_Toc29643652"/>
+      </w:pPr>
+      <w:bookmarkStart w:id="26" w:name="_Toc29733786"/>
       <w:r>
         <w:rPr>
           <w:b/>
-          <w:lang w:val="en-150"/>
         </w:rPr>
         <w:t xml:space="preserve">Task </w:t>
       </w:r>
       <w:r>
         <w:rPr>
           <w:b/>
-          <w:lang w:val="en-150"/>
         </w:rPr>
         <w:t>8</w:t>
       </w:r>
       <w:r>
         <w:rPr>
           <w:b/>
-          <w:lang w:val="en-150"/>
         </w:rPr>
         <w:t>:</w:t>
       </w:r>
       <w:r>
         <w:rPr>
           <w:b/>
-          <w:lang w:val="en-150"/>
         </w:rPr>
         <w:t xml:space="preserve"> </w:t>
       </w:r>
       <w:r>
-        <w:rPr>
-          <w:lang w:val="en-150"/>
-        </w:rPr>
         <w:t>Matrix dot product</w:t>
       </w:r>
       <w:bookmarkEnd w:id="26"/>
     </w:p>
     <w:p>
-      <w:pPr>
-        <w:rPr>
-          <w:lang w:val="en-150"/>
-        </w:rPr>
-      </w:pPr>
-      <w:r>
-        <w:rPr>
-          <w:lang w:val="en-150"/>
-        </w:rPr>
+      <w:r>
         <w:t>Initially</w:t>
       </w:r>
       <w:r>
-        <w:rPr>
-          <w:lang w:val="en-150"/>
-        </w:rPr>
         <w:t xml:space="preserve"> “</w:t>
       </w:r>
       <w:r>
-        <w:rPr>
-          <w:lang w:val="en-150"/>
-        </w:rPr>
         <w:t>MapReduce (Advanced Topics)</w:t>
       </w:r>
       <w:r>
-        <w:rPr>
-          <w:lang w:val="en-150"/>
-        </w:rPr>
         <w:t xml:space="preserve">: </w:t>
       </w:r>
       <w:r>
-        <w:rPr>
-          <w:lang w:val="en-150"/>
-        </w:rPr>
         <w:t>Part 3</w:t>
       </w:r>
       <w:r>
-        <w:rPr>
-          <w:lang w:val="en-150"/>
-        </w:rPr>
         <w:t>” pdf is followed as a basis and inspiration, but as soon as mapping started the project started to deviate.</w:t>
       </w:r>
     </w:p>
     <w:p>
-      <w:pPr>
-        <w:rPr>
-          <w:lang w:val="en-150"/>
-        </w:rPr>
-      </w:pPr>
-      <w:r>
-        <w:rPr>
-          <w:lang w:val="en-150"/>
-        </w:rPr>
+      <w:r>
         <w:t>This implementation requires two steps which uses pairs of mappers and reducers.</w:t>
       </w:r>
     </w:p>
@@ -3445,7 +4201,6 @@
       <w:pPr>
         <w:rPr>
           <w:rStyle w:val="SubtleReference"/>
-          <w:lang w:val="en-150"/>
         </w:rPr>
       </w:pPr>
       <w:r>
@@ -3471,7 +4226,6 @@
       <w:r>
         <w:rPr>
           <w:rStyle w:val="SubtleReference"/>
-          <w:lang w:val="en-150"/>
         </w:rPr>
         <w:t>(</w:t>
       </w:r>
@@ -3484,7 +4238,6 @@
       <w:r>
         <w:rPr>
           <w:rStyle w:val="SubtleReference"/>
-          <w:lang w:val="en-150"/>
         </w:rPr>
         <w:t xml:space="preserve"> </w:t>
       </w:r>
@@ -3497,7 +4250,6 @@
       <w:r>
         <w:rPr>
           <w:rStyle w:val="SubtleReference"/>
-          <w:lang w:val="en-150"/>
         </w:rPr>
         <w:t>)</w:t>
       </w:r>
@@ -3510,42 +4262,30 @@
       <w:r>
         <w:rPr>
           <w:rStyle w:val="SubtleReference"/>
-          <w:lang w:val="en-150"/>
-        </w:rPr>
-        <w:t>(</w:t>
-      </w:r>
-      <w:proofErr w:type="spellStart"/>
+        </w:rPr>
+        <w:t>(i</w:t>
+      </w:r>
       <w:r>
         <w:rPr>
           <w:rStyle w:val="SubtleReference"/>
-          <w:lang w:val="en-150"/>
-        </w:rPr>
-        <w:t>i</w:t>
-      </w:r>
-      <w:proofErr w:type="spellEnd"/>
+        </w:rPr>
+        <w:t>,</w:t>
+      </w:r>
       <w:r>
         <w:rPr>
           <w:rStyle w:val="SubtleReference"/>
         </w:rPr>
-        <w:t>,</w:t>
+        <w:t xml:space="preserve"> </w:t>
       </w:r>
       <w:r>
         <w:rPr>
           <w:rStyle w:val="SubtleReference"/>
-          <w:lang w:val="en-150"/>
-        </w:rPr>
-        <w:t xml:space="preserve"> </w:t>
+        </w:rPr>
+        <w:t>k</w:t>
       </w:r>
       <w:r>
         <w:rPr>
           <w:rStyle w:val="SubtleReference"/>
-        </w:rPr>
-        <w:t>k</w:t>
-      </w:r>
-      <w:r>
-        <w:rPr>
-          <w:rStyle w:val="SubtleReference"/>
-          <w:lang w:val="en-150"/>
         </w:rPr>
         <w:t>)</w:t>
       </w:r>
@@ -3565,7 +4305,6 @@
       <w:r>
         <w:rPr>
           <w:rStyle w:val="SubtleReference"/>
-          <w:lang w:val="en-150"/>
         </w:rPr>
         <w:t>(</w:t>
       </w:r>
@@ -3578,7 +4317,6 @@
       <w:r>
         <w:rPr>
           <w:rStyle w:val="SubtleReference"/>
-          <w:lang w:val="en-150"/>
         </w:rPr>
         <w:t xml:space="preserve"> </w:t>
       </w:r>
@@ -3591,7 +4329,6 @@
       <w:r>
         <w:rPr>
           <w:rStyle w:val="SubtleReference"/>
-          <w:lang w:val="en-150"/>
         </w:rPr>
         <w:t>)</w:t>
       </w:r>
@@ -3604,7 +4341,6 @@
       <w:r>
         <w:rPr>
           <w:rStyle w:val="SubtleReference"/>
-          <w:lang w:val="en-150"/>
         </w:rPr>
         <w:t>(</w:t>
       </w:r>
@@ -3617,7 +4353,6 @@
       <w:r>
         <w:rPr>
           <w:rStyle w:val="SubtleReference"/>
-          <w:lang w:val="en-150"/>
         </w:rPr>
         <w:t xml:space="preserve"> </w:t>
       </w:r>
@@ -3630,7 +4365,6 @@
       <w:r>
         <w:rPr>
           <w:rStyle w:val="SubtleReference"/>
-          <w:lang w:val="en-150"/>
         </w:rPr>
         <w:t>)</w:t>
       </w:r>
@@ -3640,48 +4374,21 @@
         <w:rPr>
           <w:b/>
           <w:u w:val="single"/>
-          <w:lang w:val="en-150"/>
         </w:rPr>
       </w:pPr>
       <w:r>
         <w:rPr>
           <w:b/>
           <w:u w:val="single"/>
-          <w:lang w:val="en-150"/>
         </w:rPr>
         <w:t>Step 1:</w:t>
       </w:r>
     </w:p>
     <w:p>
-      <w:pPr>
-        <w:rPr>
-          <w:lang w:val="en-150"/>
-        </w:rPr>
-      </w:pPr>
-      <w:r>
-        <w:rPr>
-          <w:lang w:val="en-150"/>
-        </w:rPr>
-        <w:t xml:space="preserve">First to have more control on how mapper is working, </w:t>
-      </w:r>
-      <w:proofErr w:type="spellStart"/>
-      <w:r>
-        <w:rPr>
-          <w:lang w:val="en-150"/>
-        </w:rPr>
-        <w:t>mapper_raw</w:t>
-      </w:r>
-      <w:proofErr w:type="spellEnd"/>
-      <w:r>
-        <w:rPr>
-          <w:lang w:val="en-150"/>
-        </w:rPr>
-        <w:t xml:space="preserve"> is modified for our purposes.</w:t>
-      </w:r>
-      <w:r>
-        <w:rPr>
-          <w:lang w:val="en-150"/>
-        </w:rPr>
+      <w:r>
+        <w:t>First to have more control on how mapper is working, mapper_raw is modified for our purposes.</w:t>
+      </w:r>
+      <w:r>
         <w:br/>
         <w:t>It takes two inputs A.txt and B.txt from command line and depending on file name that is in process, elements of the matrix is mapped differently.</w:t>
       </w:r>
@@ -3691,77 +4398,22 @@
         <w:jc w:val="center"/>
         <w:rPr>
           <w:rFonts w:eastAsiaTheme="minorEastAsia"/>
-          <w:lang w:val="en-150"/>
         </w:rPr>
       </w:pPr>
       <m:oMath>
         <m:r>
           <w:rPr>
             <w:rFonts w:ascii="Cambria Math" w:hAnsi="Cambria Math"/>
-            <w:lang w:val="en-150"/>
           </w:rPr>
-          <m:t xml:space="preserve">For matrix </m:t>
-        </m:r>
-        <m:r>
-          <w:rPr>
-            <w:rFonts w:ascii="Cambria Math" w:hAnsi="Cambria Math"/>
-            <w:lang w:val="en-150"/>
-          </w:rPr>
-          <m:t>A=</m:t>
-        </m:r>
-        <m:r>
-          <w:rPr>
-            <w:rFonts w:ascii="Cambria Math" w:hAnsi="Cambria Math"/>
-            <w:lang w:val="en-150"/>
-          </w:rPr>
-          <m:t xml:space="preserve"> k</m:t>
-        </m:r>
-        <m:r>
-          <w:rPr>
-            <w:rFonts w:ascii="Cambria Math" w:hAnsi="Cambria Math"/>
-            <w:lang w:val="en-150"/>
-          </w:rPr>
-          <m:t xml:space="preserve">, ("A", </m:t>
-        </m:r>
-        <m:r>
-          <w:rPr>
-            <w:rFonts w:ascii="Cambria Math" w:hAnsi="Cambria Math"/>
-            <w:lang w:val="en-150"/>
-          </w:rPr>
-          <m:t>i</m:t>
-        </m:r>
-        <m:r>
-          <w:rPr>
-            <w:rFonts w:ascii="Cambria Math" w:hAnsi="Cambria Math"/>
-            <w:lang w:val="en-150"/>
-          </w:rPr>
-          <m:t>,</m:t>
-        </m:r>
-        <m:r>
-          <w:rPr>
-            <w:rFonts w:ascii="Cambria Math" w:hAnsi="Cambria Math"/>
-            <w:lang w:val="en-150"/>
-          </w:rPr>
-          <m:t>A[i][k]</m:t>
-        </m:r>
-        <m:r>
-          <w:rPr>
-            <w:rFonts w:ascii="Cambria Math" w:hAnsi="Cambria Math"/>
-            <w:lang w:val="en-150"/>
-          </w:rPr>
-          <m:t>)</m:t>
+          <m:t>For matrix A= k, ("A", i,A[i][k])</m:t>
         </m:r>
       </m:oMath>
       <w:r>
-        <w:rPr>
-          <w:lang w:val="en-150"/>
-        </w:rPr>
         <w:t xml:space="preserve"> </w:t>
       </w:r>
       <w:r>
         <w:rPr>
           <w:rFonts w:eastAsiaTheme="minorEastAsia"/>
-          <w:lang w:val="en-150"/>
         </w:rPr>
         <w:t xml:space="preserve">          </w:t>
       </w:r>
@@ -3769,139 +4421,22 @@
         <m:r>
           <w:rPr>
             <w:rFonts w:ascii="Cambria Math" w:hAnsi="Cambria Math"/>
-            <w:lang w:val="en-150"/>
           </w:rPr>
-          <m:t xml:space="preserve">For matrix </m:t>
-        </m:r>
-        <m:r>
-          <w:rPr>
-            <w:rFonts w:ascii="Cambria Math" w:hAnsi="Cambria Math"/>
-            <w:lang w:val="en-150"/>
-          </w:rPr>
-          <m:t>B</m:t>
-        </m:r>
-        <m:r>
-          <w:rPr>
-            <w:rFonts w:ascii="Cambria Math" w:hAnsi="Cambria Math"/>
-            <w:lang w:val="en-150"/>
-          </w:rPr>
-          <m:t>=</m:t>
-        </m:r>
-        <m:r>
-          <w:rPr>
-            <w:rFonts w:ascii="Cambria Math" w:hAnsi="Cambria Math"/>
-            <w:lang w:val="en-150"/>
-          </w:rPr>
-          <m:t xml:space="preserve"> </m:t>
-        </m:r>
-        <m:r>
-          <w:rPr>
-            <w:rFonts w:ascii="Cambria Math" w:hAnsi="Cambria Math"/>
-            <w:lang w:val="en-150"/>
-          </w:rPr>
-          <m:t>k</m:t>
-        </m:r>
-        <m:r>
-          <w:rPr>
-            <w:rFonts w:ascii="Cambria Math" w:hAnsi="Cambria Math"/>
-            <w:lang w:val="en-150"/>
-          </w:rPr>
-          <m:t>, ("</m:t>
-        </m:r>
-        <m:r>
-          <w:rPr>
-            <w:rFonts w:ascii="Cambria Math" w:hAnsi="Cambria Math"/>
-            <w:lang w:val="en-150"/>
-          </w:rPr>
-          <m:t>B</m:t>
-        </m:r>
-        <m:r>
-          <w:rPr>
-            <w:rFonts w:ascii="Cambria Math" w:hAnsi="Cambria Math"/>
-            <w:lang w:val="en-150"/>
-          </w:rPr>
-          <m:t xml:space="preserve">", </m:t>
-        </m:r>
-        <m:r>
-          <w:rPr>
-            <w:rFonts w:ascii="Cambria Math" w:hAnsi="Cambria Math"/>
-            <w:lang w:val="en-150"/>
-          </w:rPr>
-          <m:t>k</m:t>
-        </m:r>
-        <m:r>
-          <w:rPr>
-            <w:rFonts w:ascii="Cambria Math" w:hAnsi="Cambria Math"/>
-            <w:lang w:val="en-150"/>
-          </w:rPr>
-          <m:t>,</m:t>
-        </m:r>
-        <m:r>
-          <w:rPr>
-            <w:rFonts w:ascii="Cambria Math" w:hAnsi="Cambria Math"/>
-            <w:lang w:val="en-150"/>
-          </w:rPr>
-          <m:t>B</m:t>
-        </m:r>
-        <m:r>
-          <w:rPr>
-            <w:rFonts w:ascii="Cambria Math" w:hAnsi="Cambria Math"/>
-            <w:lang w:val="en-150"/>
-          </w:rPr>
-          <m:t>[</m:t>
-        </m:r>
-        <m:r>
-          <w:rPr>
-            <w:rFonts w:ascii="Cambria Math" w:hAnsi="Cambria Math"/>
-            <w:lang w:val="en-150"/>
-          </w:rPr>
-          <m:t>k</m:t>
-        </m:r>
-        <m:r>
-          <w:rPr>
-            <w:rFonts w:ascii="Cambria Math" w:hAnsi="Cambria Math"/>
-            <w:lang w:val="en-150"/>
-          </w:rPr>
-          <m:t>][j]</m:t>
-        </m:r>
-        <m:r>
-          <w:rPr>
-            <w:rFonts w:ascii="Cambria Math" w:hAnsi="Cambria Math"/>
-            <w:lang w:val="en-150"/>
-          </w:rPr>
-          <m:t>)</m:t>
+          <m:t>For matrix B= k, ("B", k,B[k][j])</m:t>
         </m:r>
       </m:oMath>
     </w:p>
     <w:p>
-      <w:pPr>
-        <w:rPr>
-          <w:lang w:val="en-150"/>
-        </w:rPr>
-      </w:pPr>
-      <w:r>
-        <w:rPr>
-          <w:lang w:val="en-150"/>
-        </w:rPr>
+      <w:r>
+        <w:lastRenderedPageBreak/>
         <w:t xml:space="preserve">When compared to PDF, at combiner step it is </w:t>
       </w:r>
       <w:r>
-        <w:rPr>
-          <w:lang w:val="en-150"/>
-        </w:rPr>
         <w:t>combining many duplicate values to be used in multiplication due to the nature of matrix dot product.</w:t>
       </w:r>
     </w:p>
     <w:p>
-      <w:pPr>
-        <w:rPr>
-          <w:lang w:val="en-150"/>
-        </w:rPr>
-      </w:pPr>
-      <w:r>
-        <w:rPr>
-          <w:lang w:val="en-150"/>
-        </w:rPr>
+      <w:r>
         <w:t>Instead of doing that, reducer takes the output of mapper and calculates element multiplication part of dot product. Considering a 2x3 and 3x2 matrix multiplication below:</w:t>
       </w:r>
     </w:p>
@@ -3909,7 +4444,6 @@
       <w:pPr>
         <w:rPr>
           <w:rFonts w:eastAsiaTheme="minorEastAsia"/>
-          <w:lang w:val="en-150"/>
         </w:rPr>
       </w:pPr>
       <m:oMathPara>
@@ -3928,7 +4462,6 @@
                 <w:rPr>
                   <w:rFonts w:ascii="Cambria Math" w:hAnsi="Cambria Math"/>
                   <w:i/>
-                  <w:lang w:val="en-150"/>
                 </w:rPr>
               </m:ctrlPr>
             </m:mPr>
@@ -3937,7 +4470,6 @@
                 <m:r>
                   <w:rPr>
                     <w:rFonts w:ascii="Cambria Math" w:hAnsi="Cambria Math"/>
-                    <w:lang w:val="en-150"/>
                   </w:rPr>
                   <m:t>a</m:t>
                 </m:r>
@@ -3946,7 +4478,6 @@
                 <m:r>
                   <w:rPr>
                     <w:rFonts w:ascii="Cambria Math" w:hAnsi="Cambria Math"/>
-                    <w:lang w:val="en-150"/>
                   </w:rPr>
                   <m:t>b</m:t>
                 </m:r>
@@ -3955,7 +4486,6 @@
                 <m:r>
                   <w:rPr>
                     <w:rFonts w:ascii="Cambria Math" w:hAnsi="Cambria Math"/>
-                    <w:lang w:val="en-150"/>
                   </w:rPr>
                   <m:t>c</m:t>
                 </m:r>
@@ -3966,7 +4496,6 @@
                 <m:r>
                   <w:rPr>
                     <w:rFonts w:ascii="Cambria Math" w:hAnsi="Cambria Math"/>
-                    <w:lang w:val="en-150"/>
                   </w:rPr>
                   <m:t>d</m:t>
                 </m:r>
@@ -3975,7 +4504,6 @@
                 <m:r>
                   <w:rPr>
                     <w:rFonts w:ascii="Cambria Math" w:hAnsi="Cambria Math"/>
-                    <w:lang w:val="en-150"/>
                   </w:rPr>
                   <m:t>e</m:t>
                 </m:r>
@@ -3984,7 +4512,6 @@
                 <m:r>
                   <w:rPr>
                     <w:rFonts w:ascii="Cambria Math" w:hAnsi="Cambria Math"/>
-                    <w:lang w:val="en-150"/>
                   </w:rPr>
                   <m:t>f</m:t>
                 </m:r>
@@ -3994,7 +4521,6 @@
           <m:r>
             <w:rPr>
               <w:rFonts w:ascii="Cambria Math" w:hAnsi="Cambria Math"/>
-              <w:lang w:val="en-150"/>
             </w:rPr>
             <m:t xml:space="preserve"> × </m:t>
           </m:r>
@@ -4012,7 +4538,6 @@
                 <w:rPr>
                   <w:rFonts w:ascii="Cambria Math" w:hAnsi="Cambria Math"/>
                   <w:i/>
-                  <w:lang w:val="en-150"/>
                 </w:rPr>
               </m:ctrlPr>
             </m:mPr>
@@ -4021,7 +4546,6 @@
                 <m:r>
                   <w:rPr>
                     <w:rFonts w:ascii="Cambria Math" w:hAnsi="Cambria Math"/>
-                    <w:lang w:val="en-150"/>
                   </w:rPr>
                   <m:t>x</m:t>
                 </m:r>
@@ -4030,7 +4554,6 @@
                 <m:r>
                   <w:rPr>
                     <w:rFonts w:ascii="Cambria Math" w:hAnsi="Cambria Math"/>
-                    <w:lang w:val="en-150"/>
                   </w:rPr>
                   <m:t>u</m:t>
                 </m:r>
@@ -4041,7 +4564,6 @@
                 <m:r>
                   <w:rPr>
                     <w:rFonts w:ascii="Cambria Math" w:hAnsi="Cambria Math"/>
-                    <w:lang w:val="en-150"/>
                   </w:rPr>
                   <m:t>y</m:t>
                 </m:r>
@@ -4050,7 +4572,6 @@
                 <m:r>
                   <w:rPr>
                     <w:rFonts w:ascii="Cambria Math" w:hAnsi="Cambria Math"/>
-                    <w:lang w:val="en-150"/>
                   </w:rPr>
                   <m:t>v</m:t>
                 </m:r>
@@ -4061,7 +4582,6 @@
                 <m:r>
                   <w:rPr>
                     <w:rFonts w:ascii="Cambria Math" w:hAnsi="Cambria Math"/>
-                    <w:lang w:val="en-150"/>
                   </w:rPr>
                   <m:t>z</m:t>
                 </m:r>
@@ -4070,7 +4590,6 @@
                 <m:r>
                   <w:rPr>
                     <w:rFonts w:ascii="Cambria Math" w:hAnsi="Cambria Math"/>
-                    <w:lang w:val="en-150"/>
                   </w:rPr>
                   <m:t>w</m:t>
                 </m:r>
@@ -4080,7 +4599,6 @@
           <m:r>
             <w:rPr>
               <w:rFonts w:ascii="Cambria Math" w:hAnsi="Cambria Math"/>
-              <w:lang w:val="en-150"/>
             </w:rPr>
             <m:t>=</m:t>
           </m:r>
@@ -4098,7 +4616,6 @@
                 <w:rPr>
                   <w:rFonts w:ascii="Cambria Math" w:hAnsi="Cambria Math"/>
                   <w:i/>
-                  <w:lang w:val="en-150"/>
                 </w:rPr>
               </m:ctrlPr>
             </m:mPr>
@@ -4107,7 +4624,6 @@
                 <m:r>
                   <w:rPr>
                     <w:rFonts w:ascii="Cambria Math" w:hAnsi="Cambria Math"/>
-                    <w:lang w:val="en-150"/>
                   </w:rPr>
                   <m:t>ax+by+cz</m:t>
                 </m:r>
@@ -4116,7 +4632,6 @@
                 <m:r>
                   <w:rPr>
                     <w:rFonts w:ascii="Cambria Math" w:hAnsi="Cambria Math"/>
-                    <w:lang w:val="en-150"/>
                   </w:rPr>
                   <m:t>au+bv+cw</m:t>
                 </m:r>
@@ -4127,7 +4642,6 @@
                 <m:r>
                   <w:rPr>
                     <w:rFonts w:ascii="Cambria Math" w:hAnsi="Cambria Math"/>
-                    <w:lang w:val="en-150"/>
                   </w:rPr>
                   <m:t>dx+ey+fz</m:t>
                 </m:r>
@@ -4136,7 +4650,6 @@
                 <m:r>
                   <w:rPr>
                     <w:rFonts w:ascii="Cambria Math" w:hAnsi="Cambria Math"/>
-                    <w:lang w:val="en-150"/>
                   </w:rPr>
                   <m:t>du+ev+fw</m:t>
                 </m:r>
@@ -4147,164 +4660,216 @@
       </m:oMathPara>
     </w:p>
     <w:p>
-      <w:pPr>
-        <w:rPr>
-          <w:lang w:val="en-150"/>
-        </w:rPr>
-      </w:pPr>
-      <w:r>
-        <w:rPr>
-          <w:lang w:val="en-150"/>
-        </w:rPr>
-        <w:t xml:space="preserve">This would mean instead of mapping a multiple times, first reducer is producing </w:t>
-      </w:r>
-      <w:proofErr w:type="spellStart"/>
-      <w:r>
-        <w:rPr>
-          <w:lang w:val="en-150"/>
-        </w:rPr>
-        <w:t>ax</w:t>
-      </w:r>
-      <w:proofErr w:type="spellEnd"/>
-      <w:r>
-        <w:rPr>
-          <w:lang w:val="en-150"/>
-        </w:rPr>
-        <w:t xml:space="preserve">, by, </w:t>
-      </w:r>
-      <w:proofErr w:type="spellStart"/>
-      <w:r>
-        <w:rPr>
-          <w:lang w:val="en-150"/>
-        </w:rPr>
-        <w:t>cz</w:t>
-      </w:r>
-      <w:proofErr w:type="spellEnd"/>
-      <w:r>
-        <w:rPr>
-          <w:lang w:val="en-150"/>
-        </w:rPr>
-        <w:t xml:space="preserve"> and so on.</w:t>
-      </w:r>
-      <w:r>
-        <w:rPr>
-          <w:lang w:val="en-150"/>
-        </w:rPr>
+      <w:r>
+        <w:t>This would mean instead of mapping a multiple times, first reducer is producing ax, by, cz and so on.</w:t>
+      </w:r>
+      <w:r>
         <w:br/>
-        <w:t>The yield is then mapped as (</w:t>
-      </w:r>
-      <w:proofErr w:type="spellStart"/>
-      <w:r>
-        <w:rPr>
-          <w:lang w:val="en-150"/>
-        </w:rPr>
-        <w:t>i,j</w:t>
-      </w:r>
-      <w:proofErr w:type="spellEnd"/>
-      <w:r>
-        <w:rPr>
-          <w:lang w:val="en-150"/>
-        </w:rPr>
-        <w:t>)</w:t>
-      </w:r>
-      <w:r>
-        <w:rPr>
-          <w:lang w:val="en-150"/>
-        </w:rPr>
+        <w:t>The yield is then mapped as (i,j)</w:t>
+      </w:r>
+      <w:r>
         <w:t>,</w:t>
       </w:r>
       <w:r>
-        <w:rPr>
-          <w:lang w:val="en-150"/>
-        </w:rPr>
-        <w:t xml:space="preserve"> (A[</w:t>
-      </w:r>
-      <w:proofErr w:type="spellStart"/>
-      <w:r>
-        <w:rPr>
-          <w:lang w:val="en-150"/>
-        </w:rPr>
-        <w:t>i</w:t>
-      </w:r>
-      <w:proofErr w:type="spellEnd"/>
-      <w:r>
-        <w:rPr>
-          <w:lang w:val="en-150"/>
-        </w:rPr>
-        <w:t>][k] * B[k][j])</w:t>
-      </w:r>
-    </w:p>
-    <w:p>
-      <w:pPr>
-        <w:rPr>
-          <w:lang w:val="en-150"/>
-        </w:rPr>
-      </w:pPr>
+        <w:t xml:space="preserve"> (A[i][k] * B[k][j])</w:t>
+      </w:r>
+    </w:p>
+    <w:p>
       <w:r>
         <w:rPr>
           <w:b/>
           <w:u w:val="single"/>
-          <w:lang w:val="en-150"/>
         </w:rPr>
         <w:t>Step 2:</w:t>
       </w:r>
       <w:r>
         <w:rPr>
           <w:u w:val="single"/>
-          <w:lang w:val="en-150"/>
         </w:rPr>
         <w:br/>
       </w:r>
       <w:r>
-        <w:rPr>
-          <w:lang w:val="en-150"/>
-        </w:rPr>
         <w:t>This step is to map elements with same keys so that they will be summed together.</w:t>
       </w:r>
       <w:r>
-        <w:rPr>
-          <w:lang w:val="en-150"/>
-        </w:rPr>
         <w:br/>
-        <w:t>Mapper maps the elements with same keys (0,0), (</w:t>
-      </w:r>
-      <w:proofErr w:type="spellStart"/>
-      <w:r>
-        <w:rPr>
-          <w:lang w:val="en-150"/>
-        </w:rPr>
-        <w:t>ax,by,cz</w:t>
-      </w:r>
-      <w:proofErr w:type="spellEnd"/>
-      <w:r>
-        <w:rPr>
-          <w:lang w:val="en-150"/>
-        </w:rPr>
-        <w:t>) for example.</w:t>
-      </w:r>
-      <w:r>
-        <w:rPr>
-          <w:lang w:val="en-150"/>
-        </w:rPr>
+        <w:t>Mapper maps the elements with same keys (0,0), (ax,by,cz) for example.</w:t>
+      </w:r>
+      <w:r>
         <w:br/>
-        <w:t xml:space="preserve">Then the reducer sums them together (0,0), </w:t>
-      </w:r>
-      <w:proofErr w:type="spellStart"/>
-      <w:r>
-        <w:rPr>
-          <w:lang w:val="en-150"/>
-        </w:rPr>
-        <w:t>ax+by+cz</w:t>
-      </w:r>
-      <w:proofErr w:type="spellEnd"/>
-    </w:p>
-    <w:p>
-      <w:pPr>
-        <w:rPr>
-          <w:lang w:val="en-150"/>
-        </w:rPr>
-      </w:pPr>
-    </w:p>
+        <w:t>Then the reducer sums them together (0,0), ax+by+cz</w:t>
+      </w:r>
+    </w:p>
+    <w:p/>
+    <w:p>
+      <w:pPr>
+        <w:pStyle w:val="Heading1"/>
+        <w:numPr>
+          <w:ilvl w:val="0"/>
+          <w:numId w:val="5"/>
+        </w:numPr>
+      </w:pPr>
+      <w:bookmarkStart w:id="27" w:name="_Toc29733787"/>
+      <w:r>
+        <w:rPr>
+          <w:noProof/>
+        </w:rPr>
+        <w:t>REFERENC</w:t>
+      </w:r>
+      <w:r>
+        <w:rPr>
+          <w:lang w:val="en-US"/>
+        </w:rPr>
+        <w:t>E</w:t>
+      </w:r>
+      <w:bookmarkEnd w:id="27"/>
+      <w:r>
+        <w:fldChar w:fldCharType="begin"/>
+      </w:r>
+      <w:r>
+        <w:rPr>
+          <w:lang w:val="en-US"/>
+        </w:rPr>
+        <w:instrText xml:space="preserve"> BIBLIOGRAPHY  \l 1033 </w:instrText>
+      </w:r>
+      <w:r>
+        <w:fldChar w:fldCharType="separate"/>
+      </w:r>
+    </w:p>
+    <w:tbl>
+      <w:tblPr>
+        <w:tblW w:w="5000" w:type="pct"/>
+        <w:tblCellSpacing w:w="15" w:type="dxa"/>
+        <w:tblCellMar>
+          <w:top w:w="15" w:type="dxa"/>
+          <w:left w:w="15" w:type="dxa"/>
+          <w:bottom w:w="15" w:type="dxa"/>
+          <w:right w:w="15" w:type="dxa"/>
+        </w:tblCellMar>
+        <w:tblLook w:val="04A0" w:firstRow="1" w:lastRow="0" w:firstColumn="1" w:lastColumn="0" w:noHBand="0" w:noVBand="1"/>
+      </w:tblPr>
+      <w:tblGrid>
+        <w:gridCol w:w="322"/>
+        <w:gridCol w:w="8704"/>
+      </w:tblGrid>
+      <w:tr>
+        <w:trPr>
+          <w:divId w:val="132526241"/>
+          <w:tblCellSpacing w:w="15" w:type="dxa"/>
+        </w:trPr>
+        <w:tc>
+          <w:tcPr>
+            <w:tcW w:w="50" w:type="pct"/>
+            <w:hideMark/>
+          </w:tcPr>
+          <w:p>
+            <w:pPr>
+              <w:pStyle w:val="Bibliography"/>
+              <w:rPr>
+                <w:noProof/>
+                <w:sz w:val="24"/>
+                <w:szCs w:val="24"/>
+                <w:lang w:val="en-US"/>
+              </w:rPr>
+            </w:pPr>
+            <w:r>
+              <w:rPr>
+                <w:noProof/>
+                <w:lang w:val="en-US"/>
+              </w:rPr>
+              <w:t xml:space="preserve">[1] </w:t>
+            </w:r>
+          </w:p>
+        </w:tc>
+        <w:tc>
+          <w:tcPr>
+            <w:tcW w:w="0" w:type="auto"/>
+            <w:hideMark/>
+          </w:tcPr>
+          <w:p>
+            <w:pPr>
+              <w:pStyle w:val="Bibliography"/>
+              <w:rPr>
+                <w:noProof/>
+                <w:lang w:val="en-US"/>
+              </w:rPr>
+            </w:pPr>
+            <w:r>
+              <w:rPr>
+                <w:noProof/>
+                <w:lang w:val="en-US"/>
+              </w:rPr>
+              <w:t>[Online]. Available: https://github.com/taki0112/Vector_Similarity.</w:t>
+            </w:r>
+          </w:p>
+        </w:tc>
+      </w:tr>
+      <w:tr>
+        <w:trPr>
+          <w:divId w:val="132526241"/>
+          <w:tblCellSpacing w:w="15" w:type="dxa"/>
+        </w:trPr>
+        <w:tc>
+          <w:tcPr>
+            <w:tcW w:w="50" w:type="pct"/>
+            <w:hideMark/>
+          </w:tcPr>
+          <w:p>
+            <w:pPr>
+              <w:pStyle w:val="Bibliography"/>
+              <w:rPr>
+                <w:noProof/>
+                <w:lang w:val="en-US"/>
+              </w:rPr>
+            </w:pPr>
+            <w:r>
+              <w:rPr>
+                <w:noProof/>
+                <w:lang w:val="en-US"/>
+              </w:rPr>
+              <w:t xml:space="preserve">[2] </w:t>
+            </w:r>
+          </w:p>
+        </w:tc>
+        <w:tc>
+          <w:tcPr>
+            <w:tcW w:w="0" w:type="auto"/>
+            <w:hideMark/>
+          </w:tcPr>
+          <w:p>
+            <w:pPr>
+              <w:pStyle w:val="Bibliography"/>
+              <w:rPr>
+                <w:noProof/>
+                <w:lang w:val="en-US"/>
+              </w:rPr>
+            </w:pPr>
+            <w:r>
+              <w:rPr>
+                <w:noProof/>
+                <w:lang w:val="en-US"/>
+              </w:rPr>
+              <w:t>[Online]. Available: https://stackoverflow.com/a/12128777/4168707.</w:t>
+            </w:r>
+          </w:p>
+        </w:tc>
+      </w:tr>
+    </w:tbl>
+    <w:p>
+      <w:pPr>
+        <w:divId w:val="132526241"/>
+        <w:rPr>
+          <w:rFonts w:eastAsia="Times New Roman"/>
+          <w:noProof/>
+        </w:rPr>
+      </w:pPr>
+    </w:p>
+    <w:p>
+      <w:r>
+        <w:fldChar w:fldCharType="end"/>
+      </w:r>
+    </w:p>
+    <w:p/>
     <w:sectPr>
       <w:pgSz w:w="11906" w:h="16838"/>
       <w:pgMar w:top="1440" w:right="1440" w:bottom="1440" w:left="1440" w:header="708" w:footer="708" w:gutter="0"/>
@@ -5384,7 +5949,7 @@
         <w:rFonts w:ascii="Calibri" w:eastAsiaTheme="minorHAnsi" w:hAnsi="Calibri" w:cstheme="minorBidi"/>
         <w:sz w:val="22"/>
         <w:szCs w:val="22"/>
-        <w:lang w:val="en-150" w:eastAsia="en-US" w:bidi="ar-SA"/>
+        <w:lang w:eastAsia="en-US" w:bidi="ar-SA"/>
       </w:rPr>
     </w:rPrDefault>
     <w:pPrDefault>
@@ -6482,6 +7047,44 @@
       <w:color w:val="808080"/>
     </w:rPr>
   </w:style>
+  <w:style w:type="paragraph" w:styleId="HTMLPreformatted">
+    <w:name w:val="HTML Preformatted"/>
+    <w:basedOn w:val="Normal"/>
+    <w:link w:val="HTMLPreformattedChar"/>
+    <w:uiPriority w:val="99"/>
+    <w:semiHidden/>
+    <w:unhideWhenUsed/>
+    <w:rsid w:val="00F10974"/>
+    <w:pPr>
+      <w:spacing w:after="0" w:line="240" w:lineRule="auto"/>
+    </w:pPr>
+    <w:rPr>
+      <w:rFonts w:ascii="Consolas" w:hAnsi="Consolas"/>
+      <w:sz w:val="20"/>
+      <w:szCs w:val="20"/>
+    </w:rPr>
+  </w:style>
+  <w:style w:type="character" w:customStyle="1" w:styleId="HTMLPreformattedChar">
+    <w:name w:val="HTML Preformatted Char"/>
+    <w:basedOn w:val="DefaultParagraphFont"/>
+    <w:link w:val="HTMLPreformatted"/>
+    <w:uiPriority w:val="99"/>
+    <w:semiHidden/>
+    <w:rsid w:val="00F10974"/>
+    <w:rPr>
+      <w:rFonts w:ascii="Consolas" w:hAnsi="Consolas"/>
+      <w:sz w:val="20"/>
+      <w:szCs w:val="20"/>
+    </w:rPr>
+  </w:style>
+  <w:style w:type="paragraph" w:styleId="Bibliography">
+    <w:name w:val="Bibliography"/>
+    <w:basedOn w:val="Normal"/>
+    <w:next w:val="Normal"/>
+    <w:uiPriority w:val="37"/>
+    <w:unhideWhenUsed/>
+    <w:rsid w:val="00A435BD"/>
+  </w:style>
 </w:styles>
 </file>
 
@@ -6781,11 +7384,26 @@
 </file>
 
 <file path=customXml/item1.xml><?xml version="1.0" encoding="utf-8"?>
-<b:Sources xmlns:b="http://schemas.openxmlformats.org/officeDocument/2006/bibliography" xmlns="http://schemas.openxmlformats.org/officeDocument/2006/bibliography" SelectedStyle="\APASixthEditionOfficeOnline.xsl" StyleName="APA" Version="6"/>
+<b:Sources xmlns:b="http://schemas.openxmlformats.org/officeDocument/2006/bibliography" xmlns="http://schemas.openxmlformats.org/officeDocument/2006/bibliography" SelectedStyle="\IEEE2006OfficeOnline.xsl" StyleName="IEEE" Version="2006">
+  <b:Source>
+    <b:Tag>htt34</b:Tag>
+    <b:SourceType>InternetSite</b:SourceType>
+    <b:Guid>{B336EB02-1EFF-4A28-A65B-4E6E78DF610E}</b:Guid>
+    <b:URL>https://github.com/taki0112/Vector_Similarity</b:URL>
+    <b:RefOrder>1</b:RefOrder>
+  </b:Source>
+  <b:Source>
+    <b:Tag>htt35</b:Tag>
+    <b:SourceType>InternetSite</b:SourceType>
+    <b:Guid>{3A61A4A5-0EFF-4CF9-B44E-03CBDCFA7543}</b:Guid>
+    <b:URL>https://stackoverflow.com/a/12128777/4168707</b:URL>
+    <b:RefOrder>2</b:RefOrder>
+  </b:Source>
+</b:Sources>
 </file>
 
 <file path=customXml/itemProps1.xml><?xml version="1.0" encoding="utf-8"?>
-<ds:datastoreItem xmlns:ds="http://schemas.openxmlformats.org/officeDocument/2006/customXml" ds:itemID="{24B8F765-CC4E-45DE-8212-DE7353B40CA5}">
+<ds:datastoreItem xmlns:ds="http://schemas.openxmlformats.org/officeDocument/2006/customXml" ds:itemID="{8D283C0B-EF3C-457D-9455-E5D49EE40AD0}">
   <ds:schemaRefs>
     <ds:schemaRef ds:uri="http://schemas.openxmlformats.org/officeDocument/2006/bibliography"/>
   </ds:schemaRefs>
